--- a/B104_Team_XX_ProjectDoc.docx
+++ b/B104_Team_XX_ProjectDoc.docx
@@ -1,6 +1,6 @@
 
 <file path=word/document.xml><?xml version="1.0" encoding="utf-8"?>
-<w:document xmlns:wpc="http://schemas.microsoft.com/office/word/2010/wordprocessingCanvas" xmlns:cx="http://schemas.microsoft.com/office/drawing/2014/chartex" xmlns:cx1="http://schemas.microsoft.com/office/drawing/2015/9/8/chartex" xmlns:cx2="http://schemas.microsoft.com/office/drawing/2015/10/21/chartex" xmlns:cx3="http://schemas.microsoft.com/office/drawing/2016/5/9/chartex" xmlns:cx4="http://schemas.microsoft.com/office/drawing/2016/5/10/chartex" xmlns:cx5="http://schemas.microsoft.com/office/drawing/2016/5/11/chartex" xmlns:cx6="http://schemas.microsoft.com/office/drawing/2016/5/12/chartex" xmlns:cx7="http://schemas.microsoft.com/office/drawing/2016/5/13/chartex" xmlns:cx8="http://schemas.microsoft.com/office/drawing/2016/5/14/chartex" xmlns:mc="http://schemas.openxmlformats.org/markup-compatibility/2006" xmlns:aink="http://schemas.microsoft.com/office/drawing/2016/ink" xmlns:am3d="http://schemas.microsoft.com/office/drawing/2017/model3d" xmlns:o="urn:schemas-microsoft-com:office:office" xmlns:oel="http://schemas.microsoft.com/office/2019/extlst" xmlns:r="http://schemas.openxmlformats.org/officeDocument/2006/relationships" xmlns:m="http://schemas.openxmlformats.org/officeDocument/2006/math" xmlns:v="urn:schemas-microsoft-com:vml" xmlns:wp14="http://schemas.microsoft.com/office/word/2010/wordprocessingDrawing" xmlns:wp="http://schemas.openxmlformats.org/drawingml/2006/wordprocessingDrawing" xmlns:w10="urn:schemas-microsoft-com:office:word" xmlns:w="http://schemas.openxmlformats.org/wordprocessingml/2006/main" xmlns:w14="http://schemas.microsoft.com/office/word/2010/wordml" xmlns:w15="http://schemas.microsoft.com/office/word/2012/wordml" xmlns:w16cex="http://schemas.microsoft.com/office/word/2018/wordml/cex" xmlns:w16cid="http://schemas.microsoft.com/office/word/2016/wordml/cid" xmlns:w16="http://schemas.microsoft.com/office/word/2018/wordml" xmlns:w16sdtdh="http://schemas.microsoft.com/office/word/2020/wordml/sdtdatahash" xmlns:w16se="http://schemas.microsoft.com/office/word/2015/wordml/symex" xmlns:wpg="http://schemas.microsoft.com/office/word/2010/wordprocessingGroup" xmlns:wpi="http://schemas.microsoft.com/office/word/2010/wordprocessingInk" xmlns:wne="http://schemas.microsoft.com/office/word/2006/wordml" xmlns:wps="http://schemas.microsoft.com/office/word/2010/wordprocessingShape" mc:Ignorable="w14 w15 w16se w16cid w16 w16cex w16sdtdh wp14">
+<w:document xmlns:wpc="http://schemas.microsoft.com/office/word/2010/wordprocessingCanvas" xmlns:cx="http://schemas.microsoft.com/office/drawing/2014/chartex" xmlns:cx1="http://schemas.microsoft.com/office/drawing/2015/9/8/chartex" xmlns:cx2="http://schemas.microsoft.com/office/drawing/2015/10/21/chartex" xmlns:cx3="http://schemas.microsoft.com/office/drawing/2016/5/9/chartex" xmlns:cx4="http://schemas.microsoft.com/office/drawing/2016/5/10/chartex" xmlns:cx5="http://schemas.microsoft.com/office/drawing/2016/5/11/chartex" xmlns:cx6="http://schemas.microsoft.com/office/drawing/2016/5/12/chartex" xmlns:cx7="http://schemas.microsoft.com/office/drawing/2016/5/13/chartex" xmlns:cx8="http://schemas.microsoft.com/office/drawing/2016/5/14/chartex" xmlns:mc="http://schemas.openxmlformats.org/markup-compatibility/2006" xmlns:aink="http://schemas.microsoft.com/office/drawing/2016/ink" xmlns:am3d="http://schemas.microsoft.com/office/drawing/2017/model3d" xmlns:o="urn:schemas-microsoft-com:office:office" xmlns:oel="http://schemas.microsoft.com/office/2019/extlst" xmlns:r="http://schemas.openxmlformats.org/officeDocument/2006/relationships" xmlns:m="http://schemas.openxmlformats.org/officeDocument/2006/math" xmlns:v="urn:schemas-microsoft-com:vml" xmlns:wp14="http://schemas.microsoft.com/office/word/2010/wordprocessingDrawing" xmlns:wp="http://schemas.openxmlformats.org/drawingml/2006/wordprocessingDrawing" xmlns:w10="urn:schemas-microsoft-com:office:word" xmlns:w="http://schemas.openxmlformats.org/wordprocessingml/2006/main" xmlns:w14="http://schemas.microsoft.com/office/word/2010/wordml" xmlns:w15="http://schemas.microsoft.com/office/word/2012/wordml" xmlns:w16cex="http://schemas.microsoft.com/office/word/2018/wordml/cex" xmlns:w16cid="http://schemas.microsoft.com/office/word/2016/wordml/cid" xmlns:w16="http://schemas.microsoft.com/office/word/2018/wordml" xmlns:w16du="http://schemas.microsoft.com/office/word/2023/wordml/word16du" xmlns:w16sdtdh="http://schemas.microsoft.com/office/word/2020/wordml/sdtdatahash" xmlns:w16sdtfl="http://schemas.microsoft.com/office/word/2024/wordml/sdtformatlock" xmlns:w16se="http://schemas.microsoft.com/office/word/2015/wordml/symex" xmlns:wpg="http://schemas.microsoft.com/office/word/2010/wordprocessingGroup" xmlns:wpi="http://schemas.microsoft.com/office/word/2010/wordprocessingInk" xmlns:wne="http://schemas.microsoft.com/office/word/2006/wordml" xmlns:wps="http://schemas.microsoft.com/office/word/2010/wordprocessingShape" mc:Ignorable="w14 w15 w16se w16cid w16 w16cex w16sdtdh w16sdtfl w16du wp14">
   <w:body>
     <w:p>
       <w:pPr>
@@ -1567,7 +1567,7 @@
                 <w:sz w:val="22"/>
                 <w:szCs w:val="22"/>
               </w:rPr>
-              <w:t xml:space="preserve">       63      %</w:t>
+              <w:t xml:space="preserve">             %</w:t>
             </w:r>
           </w:p>
         </w:tc>
@@ -1583,14 +1583,6 @@
                 <w:szCs w:val="22"/>
               </w:rPr>
             </w:pPr>
-            <w:r>
-              <w:rPr>
-                <w:rFonts w:asciiTheme="majorHAnsi" w:hAnsiTheme="majorHAnsi" w:cstheme="majorHAnsi"/>
-                <w:sz w:val="22"/>
-                <w:szCs w:val="22"/>
-              </w:rPr>
-              <w:t>74.0</w:t>
-            </w:r>
           </w:p>
         </w:tc>
       </w:tr>
@@ -1607,6 +1599,14 @@
                 <w:szCs w:val="22"/>
               </w:rPr>
             </w:pPr>
+            <w:r>
+              <w:rPr>
+                <w:rFonts w:asciiTheme="majorHAnsi" w:hAnsiTheme="majorHAnsi" w:cstheme="majorHAnsi"/>
+                <w:sz w:val="22"/>
+                <w:szCs w:val="22"/>
+              </w:rPr>
+              <w:t>Luiz Lopez</w:t>
+            </w:r>
           </w:p>
         </w:tc>
         <w:tc>
@@ -1627,7 +1627,7 @@
                 <w:sz w:val="22"/>
                 <w:szCs w:val="22"/>
               </w:rPr>
-              <w:t xml:space="preserve">       37      %</w:t>
+              <w:t xml:space="preserve">             %</w:t>
             </w:r>
           </w:p>
         </w:tc>
@@ -1643,14 +1643,6 @@
                 <w:szCs w:val="22"/>
               </w:rPr>
             </w:pPr>
-            <w:r>
-              <w:rPr>
-                <w:rFonts w:asciiTheme="majorHAnsi" w:hAnsiTheme="majorHAnsi" w:cstheme="majorHAnsi"/>
-                <w:sz w:val="22"/>
-                <w:szCs w:val="22"/>
-              </w:rPr>
-              <w:t>43.5</w:t>
-            </w:r>
           </w:p>
         </w:tc>
       </w:tr>
@@ -1873,7 +1865,7 @@
                 <w:sz w:val="22"/>
                 <w:szCs w:val="22"/>
               </w:rPr>
-              <w:t xml:space="preserve">         59    %</w:t>
+              <w:t xml:space="preserve">            %</w:t>
             </w:r>
           </w:p>
         </w:tc>
@@ -1889,14 +1881,6 @@
                 <w:szCs w:val="22"/>
               </w:rPr>
             </w:pPr>
-            <w:r>
-              <w:rPr>
-                <w:rFonts w:asciiTheme="majorHAnsi" w:eastAsia="Cambria" w:hAnsiTheme="majorHAnsi" w:cstheme="majorHAnsi"/>
-                <w:sz w:val="22"/>
-                <w:szCs w:val="22"/>
-              </w:rPr>
-              <w:t>28.5</w:t>
-            </w:r>
           </w:p>
         </w:tc>
         <w:tc>
@@ -1933,7 +1917,15 @@
                 <w:sz w:val="22"/>
                 <w:szCs w:val="22"/>
               </w:rPr>
-              <w:t>Leroy Jenkins</w:t>
+              <w:t>L</w:t>
+            </w:r>
+            <w:r>
+              <w:rPr>
+                <w:rFonts w:asciiTheme="majorHAnsi" w:hAnsiTheme="majorHAnsi" w:cstheme="majorHAnsi"/>
+                <w:sz w:val="22"/>
+                <w:szCs w:val="22"/>
+              </w:rPr>
+              <w:t>uis Lopez</w:t>
             </w:r>
           </w:p>
         </w:tc>
@@ -1955,7 +1947,7 @@
                 <w:sz w:val="22"/>
                 <w:szCs w:val="22"/>
               </w:rPr>
-              <w:t xml:space="preserve">         41   %</w:t>
+              <w:t xml:space="preserve">            %</w:t>
             </w:r>
           </w:p>
         </w:tc>
@@ -1971,14 +1963,6 @@
                 <w:szCs w:val="22"/>
               </w:rPr>
             </w:pPr>
-            <w:r>
-              <w:rPr>
-                <w:rFonts w:asciiTheme="majorHAnsi" w:eastAsia="Cambria" w:hAnsiTheme="majorHAnsi" w:cstheme="majorHAnsi"/>
-                <w:sz w:val="22"/>
-                <w:szCs w:val="22"/>
-              </w:rPr>
-              <w:t>19.75</w:t>
-            </w:r>
           </w:p>
         </w:tc>
         <w:tc>
@@ -2185,7 +2169,7 @@
                 <w:sz w:val="22"/>
                 <w:szCs w:val="22"/>
               </w:rPr>
-              <w:t>James Doe</w:t>
+              <w:t>Jordan Maharaj</w:t>
             </w:r>
           </w:p>
         </w:tc>
@@ -2207,7 +2191,7 @@
                 <w:sz w:val="22"/>
                 <w:szCs w:val="22"/>
               </w:rPr>
-              <w:t xml:space="preserve">         70    %</w:t>
+              <w:t xml:space="preserve">             %</w:t>
             </w:r>
           </w:p>
         </w:tc>
@@ -2223,14 +2207,6 @@
                 <w:szCs w:val="22"/>
               </w:rPr>
             </w:pPr>
-            <w:r>
-              <w:rPr>
-                <w:rFonts w:asciiTheme="majorHAnsi" w:eastAsia="Cambria" w:hAnsiTheme="majorHAnsi" w:cstheme="majorHAnsi"/>
-                <w:sz w:val="22"/>
-                <w:szCs w:val="22"/>
-              </w:rPr>
-              <w:t>13.75</w:t>
-            </w:r>
           </w:p>
         </w:tc>
         <w:tc>
@@ -2267,7 +2243,15 @@
                 <w:sz w:val="22"/>
                 <w:szCs w:val="22"/>
               </w:rPr>
-              <w:t>Leroy Jenkins</w:t>
+              <w:t>L</w:t>
+            </w:r>
+            <w:r>
+              <w:rPr>
+                <w:rFonts w:asciiTheme="majorHAnsi" w:hAnsiTheme="majorHAnsi" w:cstheme="majorHAnsi"/>
+                <w:sz w:val="22"/>
+                <w:szCs w:val="22"/>
+              </w:rPr>
+              <w:t>uis Lopez</w:t>
             </w:r>
           </w:p>
         </w:tc>
@@ -2289,7 +2273,23 @@
                 <w:sz w:val="22"/>
                 <w:szCs w:val="22"/>
               </w:rPr>
-              <w:t xml:space="preserve">         30   %</w:t>
+              <w:t xml:space="preserve">         </w:t>
+            </w:r>
+            <w:r>
+              <w:rPr>
+                <w:rFonts w:asciiTheme="majorHAnsi" w:hAnsiTheme="majorHAnsi" w:cstheme="majorHAnsi"/>
+                <w:sz w:val="22"/>
+                <w:szCs w:val="22"/>
+              </w:rPr>
+              <w:t xml:space="preserve"> </w:t>
+            </w:r>
+            <w:r>
+              <w:rPr>
+                <w:rFonts w:asciiTheme="majorHAnsi" w:hAnsiTheme="majorHAnsi" w:cstheme="majorHAnsi"/>
+                <w:sz w:val="22"/>
+                <w:szCs w:val="22"/>
+              </w:rPr>
+              <w:t xml:space="preserve">   %</w:t>
             </w:r>
           </w:p>
         </w:tc>
@@ -2305,14 +2305,6 @@
                 <w:szCs w:val="22"/>
               </w:rPr>
             </w:pPr>
-            <w:r>
-              <w:rPr>
-                <w:rFonts w:asciiTheme="majorHAnsi" w:eastAsia="Cambria" w:hAnsiTheme="majorHAnsi" w:cstheme="majorHAnsi"/>
-                <w:sz w:val="22"/>
-                <w:szCs w:val="22"/>
-              </w:rPr>
-              <w:t>6.25</w:t>
-            </w:r>
           </w:p>
         </w:tc>
         <w:tc>
@@ -2520,7 +2512,7 @@
                 <w:sz w:val="22"/>
                 <w:szCs w:val="22"/>
               </w:rPr>
-              <w:t>James Doe</w:t>
+              <w:t>Jordan Maharaj</w:t>
             </w:r>
           </w:p>
         </w:tc>
@@ -2542,7 +2534,7 @@
                 <w:sz w:val="22"/>
                 <w:szCs w:val="22"/>
               </w:rPr>
-              <w:t xml:space="preserve">         80    %</w:t>
+              <w:t xml:space="preserve">            %</w:t>
             </w:r>
           </w:p>
         </w:tc>
@@ -2558,14 +2550,6 @@
                 <w:szCs w:val="22"/>
               </w:rPr>
             </w:pPr>
-            <w:r>
-              <w:rPr>
-                <w:rFonts w:asciiTheme="majorHAnsi" w:eastAsia="Cambria" w:hAnsiTheme="majorHAnsi" w:cstheme="majorHAnsi"/>
-                <w:sz w:val="22"/>
-                <w:szCs w:val="22"/>
-              </w:rPr>
-              <w:t>16.75</w:t>
-            </w:r>
           </w:p>
         </w:tc>
         <w:tc>
@@ -2602,7 +2586,7 @@
                 <w:sz w:val="22"/>
                 <w:szCs w:val="22"/>
               </w:rPr>
-              <w:t>Leroy Jenkins</w:t>
+              <w:t>Luis Lopez</w:t>
             </w:r>
           </w:p>
         </w:tc>
@@ -2624,7 +2608,7 @@
                 <w:sz w:val="22"/>
                 <w:szCs w:val="22"/>
               </w:rPr>
-              <w:t xml:space="preserve">         20   %</w:t>
+              <w:t xml:space="preserve">            %</w:t>
             </w:r>
           </w:p>
         </w:tc>
@@ -2640,14 +2624,6 @@
                 <w:szCs w:val="22"/>
               </w:rPr>
             </w:pPr>
-            <w:r>
-              <w:rPr>
-                <w:rFonts w:asciiTheme="majorHAnsi" w:eastAsia="Cambria" w:hAnsiTheme="majorHAnsi" w:cstheme="majorHAnsi"/>
-                <w:sz w:val="22"/>
-                <w:szCs w:val="22"/>
-              </w:rPr>
-              <w:t>4.25</w:t>
-            </w:r>
           </w:p>
         </w:tc>
         <w:tc>
@@ -2863,7 +2839,15 @@
                 <w:sz w:val="22"/>
                 <w:szCs w:val="22"/>
               </w:rPr>
-              <w:t>James Doe</w:t>
+              <w:t>J</w:t>
+            </w:r>
+            <w:r>
+              <w:rPr>
+                <w:rFonts w:asciiTheme="majorHAnsi" w:hAnsiTheme="majorHAnsi" w:cstheme="majorHAnsi"/>
+                <w:sz w:val="22"/>
+                <w:szCs w:val="22"/>
+              </w:rPr>
+              <w:t>ordan Maharaj</w:t>
             </w:r>
           </w:p>
         </w:tc>
@@ -2885,7 +2869,7 @@
                 <w:sz w:val="22"/>
                 <w:szCs w:val="22"/>
               </w:rPr>
-              <w:t xml:space="preserve">         50   %</w:t>
+              <w:t xml:space="preserve">           %</w:t>
             </w:r>
           </w:p>
         </w:tc>
@@ -2901,14 +2885,6 @@
                 <w:szCs w:val="22"/>
               </w:rPr>
             </w:pPr>
-            <w:r>
-              <w:rPr>
-                <w:rFonts w:asciiTheme="majorHAnsi" w:eastAsia="Cambria" w:hAnsiTheme="majorHAnsi" w:cstheme="majorHAnsi"/>
-                <w:sz w:val="22"/>
-                <w:szCs w:val="22"/>
-              </w:rPr>
-              <w:t>12.5</w:t>
-            </w:r>
           </w:p>
         </w:tc>
         <w:tc>
@@ -2945,7 +2921,7 @@
                 <w:sz w:val="22"/>
                 <w:szCs w:val="22"/>
               </w:rPr>
-              <w:t>Leroy Jenkins</w:t>
+              <w:t>Luis Lopez</w:t>
             </w:r>
           </w:p>
         </w:tc>
@@ -2967,7 +2943,7 @@
                 <w:sz w:val="22"/>
                 <w:szCs w:val="22"/>
               </w:rPr>
-              <w:t xml:space="preserve">         50   %</w:t>
+              <w:t xml:space="preserve">           %</w:t>
             </w:r>
           </w:p>
         </w:tc>
@@ -2983,14 +2959,6 @@
                 <w:szCs w:val="22"/>
               </w:rPr>
             </w:pPr>
-            <w:r>
-              <w:rPr>
-                <w:rFonts w:asciiTheme="majorHAnsi" w:eastAsia="Cambria" w:hAnsiTheme="majorHAnsi" w:cstheme="majorHAnsi"/>
-                <w:sz w:val="22"/>
-                <w:szCs w:val="22"/>
-              </w:rPr>
-              <w:t>12.5</w:t>
-            </w:r>
           </w:p>
         </w:tc>
         <w:tc>
@@ -3195,7 +3163,15 @@
                 <w:sz w:val="22"/>
                 <w:szCs w:val="22"/>
               </w:rPr>
-              <w:t>James Doe</w:t>
+              <w:t>J</w:t>
+            </w:r>
+            <w:r>
+              <w:rPr>
+                <w:rFonts w:asciiTheme="majorHAnsi" w:hAnsiTheme="majorHAnsi" w:cstheme="majorHAnsi"/>
+                <w:sz w:val="22"/>
+                <w:szCs w:val="22"/>
+              </w:rPr>
+              <w:t>ordan Maharaj</w:t>
             </w:r>
           </w:p>
         </w:tc>
@@ -3217,7 +3193,7 @@
                 <w:sz w:val="22"/>
                 <w:szCs w:val="22"/>
               </w:rPr>
-              <w:t xml:space="preserve">         50   %</w:t>
+              <w:t xml:space="preserve">           %</w:t>
             </w:r>
           </w:p>
         </w:tc>
@@ -3233,14 +3209,6 @@
                 <w:szCs w:val="22"/>
               </w:rPr>
             </w:pPr>
-            <w:r>
-              <w:rPr>
-                <w:rFonts w:asciiTheme="majorHAnsi" w:eastAsia="Cambria" w:hAnsiTheme="majorHAnsi" w:cstheme="majorHAnsi"/>
-                <w:sz w:val="22"/>
-                <w:szCs w:val="22"/>
-              </w:rPr>
-              <w:t>12.5</w:t>
-            </w:r>
           </w:p>
         </w:tc>
         <w:tc>
@@ -3277,7 +3245,15 @@
                 <w:sz w:val="22"/>
                 <w:szCs w:val="22"/>
               </w:rPr>
-              <w:t>Leroy Jenkins</w:t>
+              <w:t>L</w:t>
+            </w:r>
+            <w:r>
+              <w:rPr>
+                <w:rFonts w:asciiTheme="majorHAnsi" w:hAnsiTheme="majorHAnsi" w:cstheme="majorHAnsi"/>
+                <w:sz w:val="22"/>
+                <w:szCs w:val="22"/>
+              </w:rPr>
+              <w:t>uis Lopez</w:t>
             </w:r>
           </w:p>
         </w:tc>
@@ -3299,7 +3275,7 @@
                 <w:sz w:val="22"/>
                 <w:szCs w:val="22"/>
               </w:rPr>
-              <w:t xml:space="preserve">         50   %</w:t>
+              <w:t xml:space="preserve">           %</w:t>
             </w:r>
           </w:p>
         </w:tc>
@@ -3315,14 +3291,6 @@
                 <w:szCs w:val="22"/>
               </w:rPr>
             </w:pPr>
-            <w:r>
-              <w:rPr>
-                <w:rFonts w:asciiTheme="majorHAnsi" w:eastAsia="Cambria" w:hAnsiTheme="majorHAnsi" w:cstheme="majorHAnsi"/>
-                <w:sz w:val="22"/>
-                <w:szCs w:val="22"/>
-              </w:rPr>
-              <w:t>12.5</w:t>
-            </w:r>
           </w:p>
         </w:tc>
         <w:tc>
@@ -3537,7 +3505,7 @@
                 <w:sz w:val="22"/>
                 <w:szCs w:val="22"/>
               </w:rPr>
-              <w:t>James Doe</w:t>
+              <w:t>Jordan Maharaj</w:t>
             </w:r>
           </w:p>
         </w:tc>
@@ -3559,7 +3527,7 @@
                 <w:sz w:val="22"/>
                 <w:szCs w:val="22"/>
               </w:rPr>
-              <w:t xml:space="preserve">         50   %</w:t>
+              <w:t xml:space="preserve">            %</w:t>
             </w:r>
           </w:p>
         </w:tc>
@@ -3575,14 +3543,6 @@
                 <w:szCs w:val="22"/>
               </w:rPr>
             </w:pPr>
-            <w:r>
-              <w:rPr>
-                <w:rFonts w:asciiTheme="majorHAnsi" w:eastAsia="Cambria" w:hAnsiTheme="majorHAnsi" w:cstheme="majorHAnsi"/>
-                <w:sz w:val="22"/>
-                <w:szCs w:val="22"/>
-              </w:rPr>
-              <w:t>12.5</w:t>
-            </w:r>
           </w:p>
         </w:tc>
         <w:tc>
@@ -3619,7 +3579,7 @@
                 <w:sz w:val="22"/>
                 <w:szCs w:val="22"/>
               </w:rPr>
-              <w:t>Leroy Jenkins</w:t>
+              <w:t>Luis Lopez</w:t>
             </w:r>
           </w:p>
         </w:tc>
@@ -3641,7 +3601,7 @@
                 <w:sz w:val="22"/>
                 <w:szCs w:val="22"/>
               </w:rPr>
-              <w:t xml:space="preserve">         50   %</w:t>
+              <w:t xml:space="preserve">            %</w:t>
             </w:r>
           </w:p>
         </w:tc>
@@ -3657,14 +3617,6 @@
                 <w:szCs w:val="22"/>
               </w:rPr>
             </w:pPr>
-            <w:r>
-              <w:rPr>
-                <w:rFonts w:asciiTheme="majorHAnsi" w:eastAsia="Cambria" w:hAnsiTheme="majorHAnsi" w:cstheme="majorHAnsi"/>
-                <w:sz w:val="22"/>
-                <w:szCs w:val="22"/>
-              </w:rPr>
-              <w:t>12.5</w:t>
-            </w:r>
           </w:p>
         </w:tc>
         <w:tc>
@@ -3872,7 +3824,15 @@
                 <w:sz w:val="22"/>
                 <w:szCs w:val="22"/>
               </w:rPr>
-              <w:t>James Doe</w:t>
+              <w:t>J</w:t>
+            </w:r>
+            <w:r>
+              <w:rPr>
+                <w:rFonts w:asciiTheme="majorHAnsi" w:hAnsiTheme="majorHAnsi" w:cstheme="majorHAnsi"/>
+                <w:sz w:val="22"/>
+                <w:szCs w:val="22"/>
+              </w:rPr>
+              <w:t>ordan Maharaj</w:t>
             </w:r>
           </w:p>
         </w:tc>
@@ -3894,7 +3854,7 @@
                 <w:sz w:val="22"/>
                 <w:szCs w:val="22"/>
               </w:rPr>
-              <w:t xml:space="preserve">         100   %</w:t>
+              <w:t xml:space="preserve">            %</w:t>
             </w:r>
           </w:p>
         </w:tc>
@@ -3910,14 +3870,6 @@
                 <w:szCs w:val="22"/>
               </w:rPr>
             </w:pPr>
-            <w:r>
-              <w:rPr>
-                <w:rFonts w:asciiTheme="majorHAnsi" w:eastAsia="Cambria" w:hAnsiTheme="majorHAnsi" w:cstheme="majorHAnsi"/>
-                <w:sz w:val="22"/>
-                <w:szCs w:val="22"/>
-              </w:rPr>
-              <w:t>2.5</w:t>
-            </w:r>
           </w:p>
         </w:tc>
         <w:tc>
@@ -3954,7 +3906,7 @@
                 <w:sz w:val="22"/>
                 <w:szCs w:val="22"/>
               </w:rPr>
-              <w:t>Leroy Jenkins</w:t>
+              <w:t>Luis Lopez</w:t>
             </w:r>
           </w:p>
         </w:tc>
@@ -3976,7 +3928,7 @@
                 <w:sz w:val="22"/>
                 <w:szCs w:val="22"/>
               </w:rPr>
-              <w:t xml:space="preserve">         0   %</w:t>
+              <w:t xml:space="preserve">            %</w:t>
             </w:r>
           </w:p>
         </w:tc>
@@ -3992,14 +3944,6 @@
                 <w:szCs w:val="22"/>
               </w:rPr>
             </w:pPr>
-            <w:r>
-              <w:rPr>
-                <w:rFonts w:asciiTheme="majorHAnsi" w:eastAsia="Cambria" w:hAnsiTheme="majorHAnsi" w:cstheme="majorHAnsi"/>
-                <w:sz w:val="22"/>
-                <w:szCs w:val="22"/>
-              </w:rPr>
-              <w:t>0.25</w:t>
-            </w:r>
           </w:p>
         </w:tc>
         <w:tc>
@@ -4208,7 +4152,15 @@
                 <w:sz w:val="22"/>
                 <w:szCs w:val="22"/>
               </w:rPr>
-              <w:t>James Doe</w:t>
+              <w:t>J</w:t>
+            </w:r>
+            <w:r>
+              <w:rPr>
+                <w:rFonts w:asciiTheme="majorHAnsi" w:hAnsiTheme="majorHAnsi" w:cstheme="majorHAnsi"/>
+                <w:sz w:val="22"/>
+                <w:szCs w:val="22"/>
+              </w:rPr>
+              <w:t>ordan Maharaj</w:t>
             </w:r>
           </w:p>
         </w:tc>
@@ -4230,7 +4182,7 @@
                 <w:sz w:val="22"/>
                 <w:szCs w:val="22"/>
               </w:rPr>
-              <w:t xml:space="preserve">         100   %</w:t>
+              <w:t xml:space="preserve">            %</w:t>
             </w:r>
           </w:p>
         </w:tc>
@@ -4246,14 +4198,6 @@
                 <w:szCs w:val="22"/>
               </w:rPr>
             </w:pPr>
-            <w:r>
-              <w:rPr>
-                <w:rFonts w:asciiTheme="majorHAnsi" w:eastAsia="Cambria" w:hAnsiTheme="majorHAnsi" w:cstheme="majorHAnsi"/>
-                <w:sz w:val="22"/>
-                <w:szCs w:val="22"/>
-              </w:rPr>
-              <w:t>2.5</w:t>
-            </w:r>
           </w:p>
         </w:tc>
         <w:tc>
@@ -4290,7 +4234,15 @@
                 <w:sz w:val="22"/>
                 <w:szCs w:val="22"/>
               </w:rPr>
-              <w:t>Leroy Jenkins</w:t>
+              <w:t>L</w:t>
+            </w:r>
+            <w:r>
+              <w:rPr>
+                <w:rFonts w:asciiTheme="majorHAnsi" w:hAnsiTheme="majorHAnsi" w:cstheme="majorHAnsi"/>
+                <w:sz w:val="22"/>
+                <w:szCs w:val="22"/>
+              </w:rPr>
+              <w:t>uis Lopez</w:t>
             </w:r>
           </w:p>
         </w:tc>
@@ -4312,7 +4264,7 @@
                 <w:sz w:val="22"/>
                 <w:szCs w:val="22"/>
               </w:rPr>
-              <w:t xml:space="preserve">         0   %</w:t>
+              <w:t xml:space="preserve">            %</w:t>
             </w:r>
           </w:p>
         </w:tc>
@@ -4328,14 +4280,6 @@
                 <w:szCs w:val="22"/>
               </w:rPr>
             </w:pPr>
-            <w:r>
-              <w:rPr>
-                <w:rFonts w:asciiTheme="majorHAnsi" w:eastAsia="Cambria" w:hAnsiTheme="majorHAnsi" w:cstheme="majorHAnsi"/>
-                <w:sz w:val="22"/>
-                <w:szCs w:val="22"/>
-              </w:rPr>
-              <w:t>0.25</w:t>
-            </w:r>
           </w:p>
         </w:tc>
         <w:tc>
@@ -4440,6 +4384,24 @@
           <w:rFonts w:asciiTheme="majorHAnsi" w:hAnsiTheme="majorHAnsi" w:cstheme="majorHAnsi"/>
         </w:rPr>
         <w:t>GitHub</w:t>
+      </w:r>
+    </w:p>
+    <w:p>
+      <w:pPr>
+        <w:pStyle w:val="ListParagraph"/>
+        <w:numPr>
+          <w:ilvl w:val="0"/>
+          <w:numId w:val="4"/>
+        </w:numPr>
+        <w:rPr>
+          <w:rFonts w:asciiTheme="majorHAnsi" w:hAnsiTheme="majorHAnsi" w:cstheme="majorHAnsi"/>
+        </w:rPr>
+      </w:pPr>
+      <w:r>
+        <w:rPr>
+          <w:rFonts w:asciiTheme="majorHAnsi" w:hAnsiTheme="majorHAnsi" w:cstheme="majorHAnsi"/>
+        </w:rPr>
+        <w:t>IMessage</w:t>
       </w:r>
     </w:p>
     <w:p>
@@ -5127,7 +5089,25 @@
           <w:sz w:val="22"/>
           <w:szCs w:val="22"/>
         </w:rPr>
-        <w:t xml:space="preserve">Write down a step-by-step guide explaining how you winnowed &amp; retrieved the data from the YRBS site. </w:t>
+        <w:t xml:space="preserve">Write down a step-by-step guide explaining how you </w:t>
+      </w:r>
+      <w:proofErr w:type="gramStart"/>
+      <w:r>
+        <w:rPr>
+          <w:rFonts w:asciiTheme="majorHAnsi" w:hAnsiTheme="majorHAnsi" w:cstheme="majorHAnsi"/>
+          <w:sz w:val="22"/>
+          <w:szCs w:val="22"/>
+        </w:rPr>
+        <w:t>winnowed</w:t>
+      </w:r>
+      <w:proofErr w:type="gramEnd"/>
+      <w:r>
+        <w:rPr>
+          <w:rFonts w:asciiTheme="majorHAnsi" w:hAnsiTheme="majorHAnsi" w:cstheme="majorHAnsi"/>
+          <w:sz w:val="22"/>
+          <w:szCs w:val="22"/>
+        </w:rPr>
+        <w:t xml:space="preserve"> &amp; retrieved the data from the YRBS site. </w:t>
       </w:r>
     </w:p>
     <w:p>
@@ -5260,7 +5240,7 @@
           <w:szCs w:val="22"/>
         </w:rPr>
         <w:drawing>
-          <wp:inline distT="0" distB="0" distL="0" distR="0" wp14:anchorId="6250B75C" wp14:editId="693EF525">
+          <wp:inline distT="0" distB="0" distL="0" distR="0" wp14:anchorId="6250B75C" wp14:editId="47B3F80C">
             <wp:extent cx="6391275" cy="819150"/>
             <wp:effectExtent l="0" t="0" r="9525" b="0"/>
             <wp:docPr id="12" name="Picture 12"/>
@@ -5329,7 +5309,7 @@
           <w:szCs w:val="22"/>
         </w:rPr>
         <w:drawing>
-          <wp:inline distT="0" distB="0" distL="0" distR="0" wp14:anchorId="1799A7FE" wp14:editId="4CD3826A">
+          <wp:inline distT="0" distB="0" distL="0" distR="0" wp14:anchorId="1799A7FE" wp14:editId="21A8117F">
             <wp:extent cx="6400800" cy="2781300"/>
             <wp:effectExtent l="0" t="0" r="0" b="0"/>
             <wp:docPr id="13" name="Picture 13"/>
@@ -5399,7 +5379,7 @@
         </w:rPr>
         <w:lastRenderedPageBreak/>
         <w:drawing>
-          <wp:inline distT="0" distB="0" distL="0" distR="0" wp14:anchorId="38660C9A" wp14:editId="3B15C280">
+          <wp:inline distT="0" distB="0" distL="0" distR="0" wp14:anchorId="38660C9A" wp14:editId="24F9E3E2">
             <wp:extent cx="6400800" cy="2647950"/>
             <wp:effectExtent l="0" t="0" r="0" b="0"/>
             <wp:docPr id="14" name="Picture 14"/>
@@ -5902,7 +5882,7 @@
 </file>
 
 <file path=word/endnotes.xml><?xml version="1.0" encoding="utf-8"?>
-<w:endnotes xmlns:wpc="http://schemas.microsoft.com/office/word/2010/wordprocessingCanvas" xmlns:cx="http://schemas.microsoft.com/office/drawing/2014/chartex" xmlns:cx1="http://schemas.microsoft.com/office/drawing/2015/9/8/chartex" xmlns:cx2="http://schemas.microsoft.com/office/drawing/2015/10/21/chartex" xmlns:cx3="http://schemas.microsoft.com/office/drawing/2016/5/9/chartex" xmlns:cx4="http://schemas.microsoft.com/office/drawing/2016/5/10/chartex" xmlns:cx5="http://schemas.microsoft.com/office/drawing/2016/5/11/chartex" xmlns:cx6="http://schemas.microsoft.com/office/drawing/2016/5/12/chartex" xmlns:cx7="http://schemas.microsoft.com/office/drawing/2016/5/13/chartex" xmlns:cx8="http://schemas.microsoft.com/office/drawing/2016/5/14/chartex" xmlns:mc="http://schemas.openxmlformats.org/markup-compatibility/2006" xmlns:aink="http://schemas.microsoft.com/office/drawing/2016/ink" xmlns:am3d="http://schemas.microsoft.com/office/drawing/2017/model3d" xmlns:o="urn:schemas-microsoft-com:office:office" xmlns:oel="http://schemas.microsoft.com/office/2019/extlst" xmlns:r="http://schemas.openxmlformats.org/officeDocument/2006/relationships" xmlns:m="http://schemas.openxmlformats.org/officeDocument/2006/math" xmlns:v="urn:schemas-microsoft-com:vml" xmlns:wp14="http://schemas.microsoft.com/office/word/2010/wordprocessingDrawing" xmlns:wp="http://schemas.openxmlformats.org/drawingml/2006/wordprocessingDrawing" xmlns:w10="urn:schemas-microsoft-com:office:word" xmlns:w="http://schemas.openxmlformats.org/wordprocessingml/2006/main" xmlns:w14="http://schemas.microsoft.com/office/word/2010/wordml" xmlns:w15="http://schemas.microsoft.com/office/word/2012/wordml" xmlns:w16cex="http://schemas.microsoft.com/office/word/2018/wordml/cex" xmlns:w16cid="http://schemas.microsoft.com/office/word/2016/wordml/cid" xmlns:w16="http://schemas.microsoft.com/office/word/2018/wordml" xmlns:w16sdtdh="http://schemas.microsoft.com/office/word/2020/wordml/sdtdatahash" xmlns:w16se="http://schemas.microsoft.com/office/word/2015/wordml/symex" xmlns:wpg="http://schemas.microsoft.com/office/word/2010/wordprocessingGroup" xmlns:wpi="http://schemas.microsoft.com/office/word/2010/wordprocessingInk" xmlns:wne="http://schemas.microsoft.com/office/word/2006/wordml" xmlns:wps="http://schemas.microsoft.com/office/word/2010/wordprocessingShape" mc:Ignorable="w14 w15 w16se w16cid w16 w16cex w16sdtdh wp14">
+<w:endnotes xmlns:wpc="http://schemas.microsoft.com/office/word/2010/wordprocessingCanvas" xmlns:cx="http://schemas.microsoft.com/office/drawing/2014/chartex" xmlns:cx1="http://schemas.microsoft.com/office/drawing/2015/9/8/chartex" xmlns:cx2="http://schemas.microsoft.com/office/drawing/2015/10/21/chartex" xmlns:cx3="http://schemas.microsoft.com/office/drawing/2016/5/9/chartex" xmlns:cx4="http://schemas.microsoft.com/office/drawing/2016/5/10/chartex" xmlns:cx5="http://schemas.microsoft.com/office/drawing/2016/5/11/chartex" xmlns:cx6="http://schemas.microsoft.com/office/drawing/2016/5/12/chartex" xmlns:cx7="http://schemas.microsoft.com/office/drawing/2016/5/13/chartex" xmlns:cx8="http://schemas.microsoft.com/office/drawing/2016/5/14/chartex" xmlns:mc="http://schemas.openxmlformats.org/markup-compatibility/2006" xmlns:aink="http://schemas.microsoft.com/office/drawing/2016/ink" xmlns:am3d="http://schemas.microsoft.com/office/drawing/2017/model3d" xmlns:o="urn:schemas-microsoft-com:office:office" xmlns:oel="http://schemas.microsoft.com/office/2019/extlst" xmlns:r="http://schemas.openxmlformats.org/officeDocument/2006/relationships" xmlns:m="http://schemas.openxmlformats.org/officeDocument/2006/math" xmlns:v="urn:schemas-microsoft-com:vml" xmlns:wp14="http://schemas.microsoft.com/office/word/2010/wordprocessingDrawing" xmlns:wp="http://schemas.openxmlformats.org/drawingml/2006/wordprocessingDrawing" xmlns:w10="urn:schemas-microsoft-com:office:word" xmlns:w="http://schemas.openxmlformats.org/wordprocessingml/2006/main" xmlns:w14="http://schemas.microsoft.com/office/word/2010/wordml" xmlns:w15="http://schemas.microsoft.com/office/word/2012/wordml" xmlns:w16cex="http://schemas.microsoft.com/office/word/2018/wordml/cex" xmlns:w16cid="http://schemas.microsoft.com/office/word/2016/wordml/cid" xmlns:w16="http://schemas.microsoft.com/office/word/2018/wordml" xmlns:w16du="http://schemas.microsoft.com/office/word/2023/wordml/word16du" xmlns:w16sdtdh="http://schemas.microsoft.com/office/word/2020/wordml/sdtdatahash" xmlns:w16sdtfl="http://schemas.microsoft.com/office/word/2024/wordml/sdtformatlock" xmlns:w16se="http://schemas.microsoft.com/office/word/2015/wordml/symex" xmlns:wpg="http://schemas.microsoft.com/office/word/2010/wordprocessingGroup" xmlns:wpi="http://schemas.microsoft.com/office/word/2010/wordprocessingInk" xmlns:wne="http://schemas.microsoft.com/office/word/2006/wordml" xmlns:wps="http://schemas.microsoft.com/office/word/2010/wordprocessingShape" mc:Ignorable="w14 w15 w16se w16cid w16 w16cex w16sdtdh w16sdtfl w16du wp14">
   <w:endnote w:type="separator" w:id="-1">
     <w:p>
       <w:r>
@@ -5921,7 +5901,7 @@
 </file>
 
 <file path=word/footer1.xml><?xml version="1.0" encoding="utf-8"?>
-<w:ftr xmlns:wpc="http://schemas.microsoft.com/office/word/2010/wordprocessingCanvas" xmlns:cx="http://schemas.microsoft.com/office/drawing/2014/chartex" xmlns:cx1="http://schemas.microsoft.com/office/drawing/2015/9/8/chartex" xmlns:cx2="http://schemas.microsoft.com/office/drawing/2015/10/21/chartex" xmlns:cx3="http://schemas.microsoft.com/office/drawing/2016/5/9/chartex" xmlns:cx4="http://schemas.microsoft.com/office/drawing/2016/5/10/chartex" xmlns:cx5="http://schemas.microsoft.com/office/drawing/2016/5/11/chartex" xmlns:cx6="http://schemas.microsoft.com/office/drawing/2016/5/12/chartex" xmlns:cx7="http://schemas.microsoft.com/office/drawing/2016/5/13/chartex" xmlns:cx8="http://schemas.microsoft.com/office/drawing/2016/5/14/chartex" xmlns:mc="http://schemas.openxmlformats.org/markup-compatibility/2006" xmlns:aink="http://schemas.microsoft.com/office/drawing/2016/ink" xmlns:am3d="http://schemas.microsoft.com/office/drawing/2017/model3d" xmlns:o="urn:schemas-microsoft-com:office:office" xmlns:oel="http://schemas.microsoft.com/office/2019/extlst" xmlns:r="http://schemas.openxmlformats.org/officeDocument/2006/relationships" xmlns:m="http://schemas.openxmlformats.org/officeDocument/2006/math" xmlns:v="urn:schemas-microsoft-com:vml" xmlns:wp14="http://schemas.microsoft.com/office/word/2010/wordprocessingDrawing" xmlns:wp="http://schemas.openxmlformats.org/drawingml/2006/wordprocessingDrawing" xmlns:w10="urn:schemas-microsoft-com:office:word" xmlns:w="http://schemas.openxmlformats.org/wordprocessingml/2006/main" xmlns:w14="http://schemas.microsoft.com/office/word/2010/wordml" xmlns:w15="http://schemas.microsoft.com/office/word/2012/wordml" xmlns:w16cex="http://schemas.microsoft.com/office/word/2018/wordml/cex" xmlns:w16cid="http://schemas.microsoft.com/office/word/2016/wordml/cid" xmlns:w16="http://schemas.microsoft.com/office/word/2018/wordml" xmlns:w16sdtdh="http://schemas.microsoft.com/office/word/2020/wordml/sdtdatahash" xmlns:w16se="http://schemas.microsoft.com/office/word/2015/wordml/symex" xmlns:wpg="http://schemas.microsoft.com/office/word/2010/wordprocessingGroup" xmlns:wpi="http://schemas.microsoft.com/office/word/2010/wordprocessingInk" xmlns:wne="http://schemas.microsoft.com/office/word/2006/wordml" xmlns:wps="http://schemas.microsoft.com/office/word/2010/wordprocessingShape" mc:Ignorable="w14 w15 w16se w16cid w16 w16cex w16sdtdh wp14">
+<w:ftr xmlns:wpc="http://schemas.microsoft.com/office/word/2010/wordprocessingCanvas" xmlns:cx="http://schemas.microsoft.com/office/drawing/2014/chartex" xmlns:cx1="http://schemas.microsoft.com/office/drawing/2015/9/8/chartex" xmlns:cx2="http://schemas.microsoft.com/office/drawing/2015/10/21/chartex" xmlns:cx3="http://schemas.microsoft.com/office/drawing/2016/5/9/chartex" xmlns:cx4="http://schemas.microsoft.com/office/drawing/2016/5/10/chartex" xmlns:cx5="http://schemas.microsoft.com/office/drawing/2016/5/11/chartex" xmlns:cx6="http://schemas.microsoft.com/office/drawing/2016/5/12/chartex" xmlns:cx7="http://schemas.microsoft.com/office/drawing/2016/5/13/chartex" xmlns:cx8="http://schemas.microsoft.com/office/drawing/2016/5/14/chartex" xmlns:mc="http://schemas.openxmlformats.org/markup-compatibility/2006" xmlns:aink="http://schemas.microsoft.com/office/drawing/2016/ink" xmlns:am3d="http://schemas.microsoft.com/office/drawing/2017/model3d" xmlns:o="urn:schemas-microsoft-com:office:office" xmlns:oel="http://schemas.microsoft.com/office/2019/extlst" xmlns:r="http://schemas.openxmlformats.org/officeDocument/2006/relationships" xmlns:m="http://schemas.openxmlformats.org/officeDocument/2006/math" xmlns:v="urn:schemas-microsoft-com:vml" xmlns:wp14="http://schemas.microsoft.com/office/word/2010/wordprocessingDrawing" xmlns:wp="http://schemas.openxmlformats.org/drawingml/2006/wordprocessingDrawing" xmlns:w10="urn:schemas-microsoft-com:office:word" xmlns:w="http://schemas.openxmlformats.org/wordprocessingml/2006/main" xmlns:w14="http://schemas.microsoft.com/office/word/2010/wordml" xmlns:w15="http://schemas.microsoft.com/office/word/2012/wordml" xmlns:w16cex="http://schemas.microsoft.com/office/word/2018/wordml/cex" xmlns:w16cid="http://schemas.microsoft.com/office/word/2016/wordml/cid" xmlns:w16="http://schemas.microsoft.com/office/word/2018/wordml" xmlns:w16du="http://schemas.microsoft.com/office/word/2023/wordml/word16du" xmlns:w16sdtdh="http://schemas.microsoft.com/office/word/2020/wordml/sdtdatahash" xmlns:w16sdtfl="http://schemas.microsoft.com/office/word/2024/wordml/sdtformatlock" xmlns:w16se="http://schemas.microsoft.com/office/word/2015/wordml/symex" xmlns:wpg="http://schemas.microsoft.com/office/word/2010/wordprocessingGroup" xmlns:wpi="http://schemas.microsoft.com/office/word/2010/wordprocessingInk" xmlns:wne="http://schemas.microsoft.com/office/word/2006/wordml" xmlns:wps="http://schemas.microsoft.com/office/word/2010/wordprocessingShape" mc:Ignorable="w14 w15 w16se w16cid w16 w16cex w16sdtdh w16sdtfl w16du wp14">
   <w:p>
     <w:pPr>
       <w:widowControl/>
@@ -6040,7 +6020,7 @@
 </file>
 
 <file path=word/footnotes.xml><?xml version="1.0" encoding="utf-8"?>
-<w:footnotes xmlns:wpc="http://schemas.microsoft.com/office/word/2010/wordprocessingCanvas" xmlns:cx="http://schemas.microsoft.com/office/drawing/2014/chartex" xmlns:cx1="http://schemas.microsoft.com/office/drawing/2015/9/8/chartex" xmlns:cx2="http://schemas.microsoft.com/office/drawing/2015/10/21/chartex" xmlns:cx3="http://schemas.microsoft.com/office/drawing/2016/5/9/chartex" xmlns:cx4="http://schemas.microsoft.com/office/drawing/2016/5/10/chartex" xmlns:cx5="http://schemas.microsoft.com/office/drawing/2016/5/11/chartex" xmlns:cx6="http://schemas.microsoft.com/office/drawing/2016/5/12/chartex" xmlns:cx7="http://schemas.microsoft.com/office/drawing/2016/5/13/chartex" xmlns:cx8="http://schemas.microsoft.com/office/drawing/2016/5/14/chartex" xmlns:mc="http://schemas.openxmlformats.org/markup-compatibility/2006" xmlns:aink="http://schemas.microsoft.com/office/drawing/2016/ink" xmlns:am3d="http://schemas.microsoft.com/office/drawing/2017/model3d" xmlns:o="urn:schemas-microsoft-com:office:office" xmlns:oel="http://schemas.microsoft.com/office/2019/extlst" xmlns:r="http://schemas.openxmlformats.org/officeDocument/2006/relationships" xmlns:m="http://schemas.openxmlformats.org/officeDocument/2006/math" xmlns:v="urn:schemas-microsoft-com:vml" xmlns:wp14="http://schemas.microsoft.com/office/word/2010/wordprocessingDrawing" xmlns:wp="http://schemas.openxmlformats.org/drawingml/2006/wordprocessingDrawing" xmlns:w10="urn:schemas-microsoft-com:office:word" xmlns:w="http://schemas.openxmlformats.org/wordprocessingml/2006/main" xmlns:w14="http://schemas.microsoft.com/office/word/2010/wordml" xmlns:w15="http://schemas.microsoft.com/office/word/2012/wordml" xmlns:w16cex="http://schemas.microsoft.com/office/word/2018/wordml/cex" xmlns:w16cid="http://schemas.microsoft.com/office/word/2016/wordml/cid" xmlns:w16="http://schemas.microsoft.com/office/word/2018/wordml" xmlns:w16sdtdh="http://schemas.microsoft.com/office/word/2020/wordml/sdtdatahash" xmlns:w16se="http://schemas.microsoft.com/office/word/2015/wordml/symex" xmlns:wpg="http://schemas.microsoft.com/office/word/2010/wordprocessingGroup" xmlns:wpi="http://schemas.microsoft.com/office/word/2010/wordprocessingInk" xmlns:wne="http://schemas.microsoft.com/office/word/2006/wordml" xmlns:wps="http://schemas.microsoft.com/office/word/2010/wordprocessingShape" mc:Ignorable="w14 w15 w16se w16cid w16 w16cex w16sdtdh wp14">
+<w:footnotes xmlns:wpc="http://schemas.microsoft.com/office/word/2010/wordprocessingCanvas" xmlns:cx="http://schemas.microsoft.com/office/drawing/2014/chartex" xmlns:cx1="http://schemas.microsoft.com/office/drawing/2015/9/8/chartex" xmlns:cx2="http://schemas.microsoft.com/office/drawing/2015/10/21/chartex" xmlns:cx3="http://schemas.microsoft.com/office/drawing/2016/5/9/chartex" xmlns:cx4="http://schemas.microsoft.com/office/drawing/2016/5/10/chartex" xmlns:cx5="http://schemas.microsoft.com/office/drawing/2016/5/11/chartex" xmlns:cx6="http://schemas.microsoft.com/office/drawing/2016/5/12/chartex" xmlns:cx7="http://schemas.microsoft.com/office/drawing/2016/5/13/chartex" xmlns:cx8="http://schemas.microsoft.com/office/drawing/2016/5/14/chartex" xmlns:mc="http://schemas.openxmlformats.org/markup-compatibility/2006" xmlns:aink="http://schemas.microsoft.com/office/drawing/2016/ink" xmlns:am3d="http://schemas.microsoft.com/office/drawing/2017/model3d" xmlns:o="urn:schemas-microsoft-com:office:office" xmlns:oel="http://schemas.microsoft.com/office/2019/extlst" xmlns:r="http://schemas.openxmlformats.org/officeDocument/2006/relationships" xmlns:m="http://schemas.openxmlformats.org/officeDocument/2006/math" xmlns:v="urn:schemas-microsoft-com:vml" xmlns:wp14="http://schemas.microsoft.com/office/word/2010/wordprocessingDrawing" xmlns:wp="http://schemas.openxmlformats.org/drawingml/2006/wordprocessingDrawing" xmlns:w10="urn:schemas-microsoft-com:office:word" xmlns:w="http://schemas.openxmlformats.org/wordprocessingml/2006/main" xmlns:w14="http://schemas.microsoft.com/office/word/2010/wordml" xmlns:w15="http://schemas.microsoft.com/office/word/2012/wordml" xmlns:w16cex="http://schemas.microsoft.com/office/word/2018/wordml/cex" xmlns:w16cid="http://schemas.microsoft.com/office/word/2016/wordml/cid" xmlns:w16="http://schemas.microsoft.com/office/word/2018/wordml" xmlns:w16du="http://schemas.microsoft.com/office/word/2023/wordml/word16du" xmlns:w16sdtdh="http://schemas.microsoft.com/office/word/2020/wordml/sdtdatahash" xmlns:w16sdtfl="http://schemas.microsoft.com/office/word/2024/wordml/sdtformatlock" xmlns:w16se="http://schemas.microsoft.com/office/word/2015/wordml/symex" xmlns:wpg="http://schemas.microsoft.com/office/word/2010/wordprocessingGroup" xmlns:wpi="http://schemas.microsoft.com/office/word/2010/wordprocessingInk" xmlns:wne="http://schemas.microsoft.com/office/word/2006/wordml" xmlns:wps="http://schemas.microsoft.com/office/word/2010/wordprocessingShape" mc:Ignorable="w14 w15 w16se w16cid w16 w16cex w16sdtdh w16sdtfl w16du wp14">
   <w:footnote w:type="separator" w:id="-1">
     <w:p>
       <w:r>
@@ -6059,7 +6039,7 @@
 </file>
 
 <file path=word/header1.xml><?xml version="1.0" encoding="utf-8"?>
-<w:hdr xmlns:wpc="http://schemas.microsoft.com/office/word/2010/wordprocessingCanvas" xmlns:cx="http://schemas.microsoft.com/office/drawing/2014/chartex" xmlns:cx1="http://schemas.microsoft.com/office/drawing/2015/9/8/chartex" xmlns:cx2="http://schemas.microsoft.com/office/drawing/2015/10/21/chartex" xmlns:cx3="http://schemas.microsoft.com/office/drawing/2016/5/9/chartex" xmlns:cx4="http://schemas.microsoft.com/office/drawing/2016/5/10/chartex" xmlns:cx5="http://schemas.microsoft.com/office/drawing/2016/5/11/chartex" xmlns:cx6="http://schemas.microsoft.com/office/drawing/2016/5/12/chartex" xmlns:cx7="http://schemas.microsoft.com/office/drawing/2016/5/13/chartex" xmlns:cx8="http://schemas.microsoft.com/office/drawing/2016/5/14/chartex" xmlns:mc="http://schemas.openxmlformats.org/markup-compatibility/2006" xmlns:aink="http://schemas.microsoft.com/office/drawing/2016/ink" xmlns:am3d="http://schemas.microsoft.com/office/drawing/2017/model3d" xmlns:o="urn:schemas-microsoft-com:office:office" xmlns:oel="http://schemas.microsoft.com/office/2019/extlst" xmlns:r="http://schemas.openxmlformats.org/officeDocument/2006/relationships" xmlns:m="http://schemas.openxmlformats.org/officeDocument/2006/math" xmlns:v="urn:schemas-microsoft-com:vml" xmlns:wp14="http://schemas.microsoft.com/office/word/2010/wordprocessingDrawing" xmlns:wp="http://schemas.openxmlformats.org/drawingml/2006/wordprocessingDrawing" xmlns:w10="urn:schemas-microsoft-com:office:word" xmlns:w="http://schemas.openxmlformats.org/wordprocessingml/2006/main" xmlns:w14="http://schemas.microsoft.com/office/word/2010/wordml" xmlns:w15="http://schemas.microsoft.com/office/word/2012/wordml" xmlns:w16cex="http://schemas.microsoft.com/office/word/2018/wordml/cex" xmlns:w16cid="http://schemas.microsoft.com/office/word/2016/wordml/cid" xmlns:w16="http://schemas.microsoft.com/office/word/2018/wordml" xmlns:w16sdtdh="http://schemas.microsoft.com/office/word/2020/wordml/sdtdatahash" xmlns:w16se="http://schemas.microsoft.com/office/word/2015/wordml/symex" xmlns:wpg="http://schemas.microsoft.com/office/word/2010/wordprocessingGroup" xmlns:wpi="http://schemas.microsoft.com/office/word/2010/wordprocessingInk" xmlns:wne="http://schemas.microsoft.com/office/word/2006/wordml" xmlns:wps="http://schemas.microsoft.com/office/word/2010/wordprocessingShape" mc:Ignorable="w14 w15 w16se w16cid w16 w16cex w16sdtdh wp14">
+<w:hdr xmlns:wpc="http://schemas.microsoft.com/office/word/2010/wordprocessingCanvas" xmlns:cx="http://schemas.microsoft.com/office/drawing/2014/chartex" xmlns:cx1="http://schemas.microsoft.com/office/drawing/2015/9/8/chartex" xmlns:cx2="http://schemas.microsoft.com/office/drawing/2015/10/21/chartex" xmlns:cx3="http://schemas.microsoft.com/office/drawing/2016/5/9/chartex" xmlns:cx4="http://schemas.microsoft.com/office/drawing/2016/5/10/chartex" xmlns:cx5="http://schemas.microsoft.com/office/drawing/2016/5/11/chartex" xmlns:cx6="http://schemas.microsoft.com/office/drawing/2016/5/12/chartex" xmlns:cx7="http://schemas.microsoft.com/office/drawing/2016/5/13/chartex" xmlns:cx8="http://schemas.microsoft.com/office/drawing/2016/5/14/chartex" xmlns:mc="http://schemas.openxmlformats.org/markup-compatibility/2006" xmlns:aink="http://schemas.microsoft.com/office/drawing/2016/ink" xmlns:am3d="http://schemas.microsoft.com/office/drawing/2017/model3d" xmlns:o="urn:schemas-microsoft-com:office:office" xmlns:oel="http://schemas.microsoft.com/office/2019/extlst" xmlns:r="http://schemas.openxmlformats.org/officeDocument/2006/relationships" xmlns:m="http://schemas.openxmlformats.org/officeDocument/2006/math" xmlns:v="urn:schemas-microsoft-com:vml" xmlns:wp14="http://schemas.microsoft.com/office/word/2010/wordprocessingDrawing" xmlns:wp="http://schemas.openxmlformats.org/drawingml/2006/wordprocessingDrawing" xmlns:w10="urn:schemas-microsoft-com:office:word" xmlns:w="http://schemas.openxmlformats.org/wordprocessingml/2006/main" xmlns:w14="http://schemas.microsoft.com/office/word/2010/wordml" xmlns:w15="http://schemas.microsoft.com/office/word/2012/wordml" xmlns:w16cex="http://schemas.microsoft.com/office/word/2018/wordml/cex" xmlns:w16cid="http://schemas.microsoft.com/office/word/2016/wordml/cid" xmlns:w16="http://schemas.microsoft.com/office/word/2018/wordml" xmlns:w16du="http://schemas.microsoft.com/office/word/2023/wordml/word16du" xmlns:w16sdtdh="http://schemas.microsoft.com/office/word/2020/wordml/sdtdatahash" xmlns:w16sdtfl="http://schemas.microsoft.com/office/word/2024/wordml/sdtformatlock" xmlns:w16se="http://schemas.microsoft.com/office/word/2015/wordml/symex" xmlns:wpg="http://schemas.microsoft.com/office/word/2010/wordprocessingGroup" xmlns:wpi="http://schemas.microsoft.com/office/word/2010/wordprocessingInk" xmlns:wne="http://schemas.microsoft.com/office/word/2006/wordml" xmlns:wps="http://schemas.microsoft.com/office/word/2010/wordprocessingShape" mc:Ignorable="w14 w15 w16se w16cid w16 w16cex w16sdtdh w16sdtfl w16du wp14">
   <w:p>
     <w:pPr>
       <w:widowControl/>
@@ -6087,7 +6067,7 @@
 </file>
 
 <file path=word/numbering.xml><?xml version="1.0" encoding="utf-8"?>
-<w:numbering xmlns:wpc="http://schemas.microsoft.com/office/word/2010/wordprocessingCanvas" xmlns:cx="http://schemas.microsoft.com/office/drawing/2014/chartex" xmlns:cx1="http://schemas.microsoft.com/office/drawing/2015/9/8/chartex" xmlns:cx2="http://schemas.microsoft.com/office/drawing/2015/10/21/chartex" xmlns:cx3="http://schemas.microsoft.com/office/drawing/2016/5/9/chartex" xmlns:cx4="http://schemas.microsoft.com/office/drawing/2016/5/10/chartex" xmlns:cx5="http://schemas.microsoft.com/office/drawing/2016/5/11/chartex" xmlns:cx6="http://schemas.microsoft.com/office/drawing/2016/5/12/chartex" xmlns:cx7="http://schemas.microsoft.com/office/drawing/2016/5/13/chartex" xmlns:cx8="http://schemas.microsoft.com/office/drawing/2016/5/14/chartex" xmlns:mc="http://schemas.openxmlformats.org/markup-compatibility/2006" xmlns:aink="http://schemas.microsoft.com/office/drawing/2016/ink" xmlns:am3d="http://schemas.microsoft.com/office/drawing/2017/model3d" xmlns:o="urn:schemas-microsoft-com:office:office" xmlns:oel="http://schemas.microsoft.com/office/2019/extlst" xmlns:r="http://schemas.openxmlformats.org/officeDocument/2006/relationships" xmlns:m="http://schemas.openxmlformats.org/officeDocument/2006/math" xmlns:v="urn:schemas-microsoft-com:vml" xmlns:wp14="http://schemas.microsoft.com/office/word/2010/wordprocessingDrawing" xmlns:wp="http://schemas.openxmlformats.org/drawingml/2006/wordprocessingDrawing" xmlns:w10="urn:schemas-microsoft-com:office:word" xmlns:w="http://schemas.openxmlformats.org/wordprocessingml/2006/main" xmlns:w14="http://schemas.microsoft.com/office/word/2010/wordml" xmlns:w15="http://schemas.microsoft.com/office/word/2012/wordml" xmlns:w16cex="http://schemas.microsoft.com/office/word/2018/wordml/cex" xmlns:w16cid="http://schemas.microsoft.com/office/word/2016/wordml/cid" xmlns:w16="http://schemas.microsoft.com/office/word/2018/wordml" xmlns:w16sdtdh="http://schemas.microsoft.com/office/word/2020/wordml/sdtdatahash" xmlns:w16se="http://schemas.microsoft.com/office/word/2015/wordml/symex" xmlns:wpg="http://schemas.microsoft.com/office/word/2010/wordprocessingGroup" xmlns:wpi="http://schemas.microsoft.com/office/word/2010/wordprocessingInk" xmlns:wne="http://schemas.microsoft.com/office/word/2006/wordml" xmlns:wps="http://schemas.microsoft.com/office/word/2010/wordprocessingShape" mc:Ignorable="w14 w15 w16se w16cid w16 w16cex w16sdtdh wp14">
+<w:numbering xmlns:wpc="http://schemas.microsoft.com/office/word/2010/wordprocessingCanvas" xmlns:cx="http://schemas.microsoft.com/office/drawing/2014/chartex" xmlns:cx1="http://schemas.microsoft.com/office/drawing/2015/9/8/chartex" xmlns:cx2="http://schemas.microsoft.com/office/drawing/2015/10/21/chartex" xmlns:cx3="http://schemas.microsoft.com/office/drawing/2016/5/9/chartex" xmlns:cx4="http://schemas.microsoft.com/office/drawing/2016/5/10/chartex" xmlns:cx5="http://schemas.microsoft.com/office/drawing/2016/5/11/chartex" xmlns:cx6="http://schemas.microsoft.com/office/drawing/2016/5/12/chartex" xmlns:cx7="http://schemas.microsoft.com/office/drawing/2016/5/13/chartex" xmlns:cx8="http://schemas.microsoft.com/office/drawing/2016/5/14/chartex" xmlns:mc="http://schemas.openxmlformats.org/markup-compatibility/2006" xmlns:aink="http://schemas.microsoft.com/office/drawing/2016/ink" xmlns:am3d="http://schemas.microsoft.com/office/drawing/2017/model3d" xmlns:o="urn:schemas-microsoft-com:office:office" xmlns:oel="http://schemas.microsoft.com/office/2019/extlst" xmlns:r="http://schemas.openxmlformats.org/officeDocument/2006/relationships" xmlns:m="http://schemas.openxmlformats.org/officeDocument/2006/math" xmlns:v="urn:schemas-microsoft-com:vml" xmlns:wp14="http://schemas.microsoft.com/office/word/2010/wordprocessingDrawing" xmlns:wp="http://schemas.openxmlformats.org/drawingml/2006/wordprocessingDrawing" xmlns:w10="urn:schemas-microsoft-com:office:word" xmlns:w="http://schemas.openxmlformats.org/wordprocessingml/2006/main" xmlns:w14="http://schemas.microsoft.com/office/word/2010/wordml" xmlns:w15="http://schemas.microsoft.com/office/word/2012/wordml" xmlns:w16cex="http://schemas.microsoft.com/office/word/2018/wordml/cex" xmlns:w16cid="http://schemas.microsoft.com/office/word/2016/wordml/cid" xmlns:w16="http://schemas.microsoft.com/office/word/2018/wordml" xmlns:w16du="http://schemas.microsoft.com/office/word/2023/wordml/word16du" xmlns:w16sdtdh="http://schemas.microsoft.com/office/word/2020/wordml/sdtdatahash" xmlns:w16sdtfl="http://schemas.microsoft.com/office/word/2024/wordml/sdtformatlock" xmlns:w16se="http://schemas.microsoft.com/office/word/2015/wordml/symex" xmlns:wpg="http://schemas.microsoft.com/office/word/2010/wordprocessingGroup" xmlns:wpi="http://schemas.microsoft.com/office/word/2010/wordprocessingInk" xmlns:wne="http://schemas.microsoft.com/office/word/2006/wordml" xmlns:wps="http://schemas.microsoft.com/office/word/2010/wordprocessingShape" mc:Ignorable="w14 w15 w16se w16cid w16 w16cex w16sdtdh w16sdtfl w16du wp14">
   <w:abstractNum w:abstractNumId="0" w15:restartNumberingAfterBreak="0">
     <w:nsid w:val="053E459E"/>
     <w:multiLevelType w:val="multilevel"/>
@@ -6663,7 +6643,7 @@
 </file>
 
 <file path=word/styles.xml><?xml version="1.0" encoding="utf-8"?>
-<w:styles xmlns:mc="http://schemas.openxmlformats.org/markup-compatibility/2006" xmlns:r="http://schemas.openxmlformats.org/officeDocument/2006/relationships" xmlns:w="http://schemas.openxmlformats.org/wordprocessingml/2006/main" xmlns:w14="http://schemas.microsoft.com/office/word/2010/wordml" xmlns:w15="http://schemas.microsoft.com/office/word/2012/wordml" xmlns:w16cex="http://schemas.microsoft.com/office/word/2018/wordml/cex" xmlns:w16cid="http://schemas.microsoft.com/office/word/2016/wordml/cid" xmlns:w16="http://schemas.microsoft.com/office/word/2018/wordml" xmlns:w16sdtdh="http://schemas.microsoft.com/office/word/2020/wordml/sdtdatahash" xmlns:w16se="http://schemas.microsoft.com/office/word/2015/wordml/symex" mc:Ignorable="w14 w15 w16se w16cid w16 w16cex w16sdtdh">
+<w:styles xmlns:mc="http://schemas.openxmlformats.org/markup-compatibility/2006" xmlns:r="http://schemas.openxmlformats.org/officeDocument/2006/relationships" xmlns:w="http://schemas.openxmlformats.org/wordprocessingml/2006/main" xmlns:w14="http://schemas.microsoft.com/office/word/2010/wordml" xmlns:w15="http://schemas.microsoft.com/office/word/2012/wordml" xmlns:w16cex="http://schemas.microsoft.com/office/word/2018/wordml/cex" xmlns:w16cid="http://schemas.microsoft.com/office/word/2016/wordml/cid" xmlns:w16="http://schemas.microsoft.com/office/word/2018/wordml" xmlns:w16du="http://schemas.microsoft.com/office/word/2023/wordml/word16du" xmlns:w16sdtdh="http://schemas.microsoft.com/office/word/2020/wordml/sdtdatahash" xmlns:w16sdtfl="http://schemas.microsoft.com/office/word/2024/wordml/sdtformatlock" xmlns:w16se="http://schemas.microsoft.com/office/word/2015/wordml/symex" mc:Ignorable="w14 w15 w16se w16cid w16 w16cex w16sdtdh w16sdtfl w16du">
   <w:docDefaults>
     <w:rPrDefault>
       <w:rPr>

--- a/B104_Team_XX_ProjectDoc.docx
+++ b/B104_Team_XX_ProjectDoc.docx
@@ -4642,10 +4642,10 @@
           <w:szCs w:val="22"/>
         </w:rPr>
         <w:drawing>
-          <wp:inline distT="0" distB="0" distL="0" distR="0" wp14:anchorId="73DCB6C2" wp14:editId="45EC47FB">
-            <wp:extent cx="4819650" cy="5085018"/>
-            <wp:effectExtent l="0" t="0" r="0" b="1905"/>
-            <wp:docPr id="4" name="Picture 4"/>
+          <wp:inline distT="0" distB="0" distL="0" distR="0" wp14:anchorId="045C2233" wp14:editId="6D100E11">
+            <wp:extent cx="6400800" cy="2576830"/>
+            <wp:effectExtent l="0" t="0" r="0" b="0"/>
+            <wp:docPr id="745463170" name="Picture 1"/>
             <wp:cNvGraphicFramePr>
               <a:graphicFrameLocks xmlns:a="http://schemas.openxmlformats.org/drawingml/2006/main" noChangeAspect="1"/>
             </wp:cNvGraphicFramePr>
@@ -4653,7 +4653,7 @@
               <a:graphicData uri="http://schemas.openxmlformats.org/drawingml/2006/picture">
                 <pic:pic xmlns:pic="http://schemas.openxmlformats.org/drawingml/2006/picture">
                   <pic:nvPicPr>
-                    <pic:cNvPr id="0" name="Picture 3"/>
+                    <pic:cNvPr id="0" name="Picture 1"/>
                     <pic:cNvPicPr>
                       <a:picLocks noChangeAspect="1" noChangeArrowheads="1"/>
                     </pic:cNvPicPr>
@@ -4674,73 +4674,7 @@
                   <pic:spPr bwMode="auto">
                     <a:xfrm>
                       <a:off x="0" y="0"/>
-                      <a:ext cx="4833893" cy="5100045"/>
-                    </a:xfrm>
-                    <a:prstGeom prst="rect">
-                      <a:avLst/>
-                    </a:prstGeom>
-                    <a:noFill/>
-                    <a:ln>
-                      <a:noFill/>
-                    </a:ln>
-                  </pic:spPr>
-                </pic:pic>
-              </a:graphicData>
-            </a:graphic>
-          </wp:inline>
-        </w:drawing>
-      </w:r>
-    </w:p>
-    <w:p>
-      <w:pPr>
-        <w:rPr>
-          <w:rFonts w:asciiTheme="majorHAnsi" w:hAnsiTheme="majorHAnsi" w:cstheme="majorHAnsi"/>
-          <w:sz w:val="22"/>
-          <w:szCs w:val="22"/>
-        </w:rPr>
-      </w:pPr>
-      <w:r>
-        <w:rPr>
-          <w:rFonts w:asciiTheme="majorHAnsi" w:hAnsiTheme="majorHAnsi" w:cstheme="majorHAnsi"/>
-          <w:noProof/>
-          <w:sz w:val="22"/>
-          <w:szCs w:val="22"/>
-        </w:rPr>
-        <w:lastRenderedPageBreak/>
-        <w:drawing>
-          <wp:inline distT="0" distB="0" distL="0" distR="0" wp14:anchorId="49471CF6" wp14:editId="482EE1EF">
-            <wp:extent cx="4525241" cy="5743575"/>
-            <wp:effectExtent l="0" t="0" r="8890" b="0"/>
-            <wp:docPr id="5" name="Picture 5"/>
-            <wp:cNvGraphicFramePr>
-              <a:graphicFrameLocks xmlns:a="http://schemas.openxmlformats.org/drawingml/2006/main" noChangeAspect="1"/>
-            </wp:cNvGraphicFramePr>
-            <a:graphic xmlns:a="http://schemas.openxmlformats.org/drawingml/2006/main">
-              <a:graphicData uri="http://schemas.openxmlformats.org/drawingml/2006/picture">
-                <pic:pic xmlns:pic="http://schemas.openxmlformats.org/drawingml/2006/picture">
-                  <pic:nvPicPr>
-                    <pic:cNvPr id="0" name="Picture 4"/>
-                    <pic:cNvPicPr>
-                      <a:picLocks noChangeAspect="1" noChangeArrowheads="1"/>
-                    </pic:cNvPicPr>
-                  </pic:nvPicPr>
-                  <pic:blipFill>
-                    <a:blip r:embed="rId12">
-                      <a:extLst>
-                        <a:ext uri="{28A0092B-C50C-407E-A947-70E740481C1C}">
-                          <a14:useLocalDpi xmlns:a14="http://schemas.microsoft.com/office/drawing/2010/main" val="0"/>
-                        </a:ext>
-                      </a:extLst>
-                    </a:blip>
-                    <a:srcRect/>
-                    <a:stretch>
-                      <a:fillRect/>
-                    </a:stretch>
-                  </pic:blipFill>
-                  <pic:spPr bwMode="auto">
-                    <a:xfrm>
-                      <a:off x="0" y="0"/>
-                      <a:ext cx="4529016" cy="5748367"/>
+                      <a:ext cx="6400800" cy="2576830"/>
                     </a:xfrm>
                     <a:prstGeom prst="rect">
                       <a:avLst/>
@@ -4791,7 +4725,7 @@
                     </pic:cNvPicPr>
                   </pic:nvPicPr>
                   <pic:blipFill>
-                    <a:blip r:embed="rId13">
+                    <a:blip r:embed="rId12">
                       <a:extLst>
                         <a:ext uri="{28A0092B-C50C-407E-A947-70E740481C1C}">
                           <a14:useLocalDpi xmlns:a14="http://schemas.microsoft.com/office/drawing/2010/main" val="0"/>
@@ -4834,6 +4768,63 @@
       <w:r>
         <w:rPr>
           <w:rFonts w:asciiTheme="majorHAnsi" w:hAnsiTheme="majorHAnsi" w:cstheme="majorHAnsi"/>
+          <w:noProof/>
+          <w:sz w:val="22"/>
+          <w:szCs w:val="22"/>
+        </w:rPr>
+        <w:lastRenderedPageBreak/>
+        <w:drawing>
+          <wp:inline distT="0" distB="0" distL="0" distR="0" wp14:anchorId="4A8911BD" wp14:editId="63425F8F">
+            <wp:extent cx="6391275" cy="3662680"/>
+            <wp:effectExtent l="0" t="0" r="9525" b="0"/>
+            <wp:docPr id="1090129038" name="Picture 2"/>
+            <wp:cNvGraphicFramePr>
+              <a:graphicFrameLocks xmlns:a="http://schemas.openxmlformats.org/drawingml/2006/main" noChangeAspect="1"/>
+            </wp:cNvGraphicFramePr>
+            <a:graphic xmlns:a="http://schemas.openxmlformats.org/drawingml/2006/main">
+              <a:graphicData uri="http://schemas.openxmlformats.org/drawingml/2006/picture">
+                <pic:pic xmlns:pic="http://schemas.openxmlformats.org/drawingml/2006/picture">
+                  <pic:nvPicPr>
+                    <pic:cNvPr id="0" name="Picture 2"/>
+                    <pic:cNvPicPr>
+                      <a:picLocks noChangeAspect="1" noChangeArrowheads="1"/>
+                    </pic:cNvPicPr>
+                  </pic:nvPicPr>
+                  <pic:blipFill>
+                    <a:blip r:embed="rId13">
+                      <a:extLst>
+                        <a:ext uri="{28A0092B-C50C-407E-A947-70E740481C1C}">
+                          <a14:useLocalDpi xmlns:a14="http://schemas.microsoft.com/office/drawing/2010/main" val="0"/>
+                        </a:ext>
+                      </a:extLst>
+                    </a:blip>
+                    <a:srcRect/>
+                    <a:stretch>
+                      <a:fillRect/>
+                    </a:stretch>
+                  </pic:blipFill>
+                  <pic:spPr bwMode="auto">
+                    <a:xfrm>
+                      <a:off x="0" y="0"/>
+                      <a:ext cx="6391275" cy="3662680"/>
+                    </a:xfrm>
+                    <a:prstGeom prst="rect">
+                      <a:avLst/>
+                    </a:prstGeom>
+                    <a:noFill/>
+                    <a:ln>
+                      <a:noFill/>
+                    </a:ln>
+                  </pic:spPr>
+                </pic:pic>
+              </a:graphicData>
+            </a:graphic>
+          </wp:inline>
+        </w:drawing>
+      </w:r>
+      <w:r>
+        <w:rPr>
+          <w:rFonts w:asciiTheme="majorHAnsi" w:hAnsiTheme="majorHAnsi" w:cstheme="majorHAnsi"/>
           <w:sz w:val="22"/>
           <w:szCs w:val="22"/>
         </w:rPr>
@@ -5089,25 +5080,7 @@
           <w:sz w:val="22"/>
           <w:szCs w:val="22"/>
         </w:rPr>
-        <w:t xml:space="preserve">Write down a step-by-step guide explaining how you </w:t>
-      </w:r>
-      <w:proofErr w:type="gramStart"/>
-      <w:r>
-        <w:rPr>
-          <w:rFonts w:asciiTheme="majorHAnsi" w:hAnsiTheme="majorHAnsi" w:cstheme="majorHAnsi"/>
-          <w:sz w:val="22"/>
-          <w:szCs w:val="22"/>
-        </w:rPr>
-        <w:t>winnowed</w:t>
-      </w:r>
-      <w:proofErr w:type="gramEnd"/>
-      <w:r>
-        <w:rPr>
-          <w:rFonts w:asciiTheme="majorHAnsi" w:hAnsiTheme="majorHAnsi" w:cstheme="majorHAnsi"/>
-          <w:sz w:val="22"/>
-          <w:szCs w:val="22"/>
-        </w:rPr>
-        <w:t xml:space="preserve"> &amp; retrieved the data from the YRBS site. </w:t>
+        <w:t xml:space="preserve">Write down a step-by-step guide explaining how you winnowed &amp; retrieved the data from the YRBS site. </w:t>
       </w:r>
     </w:p>
     <w:p>
@@ -5240,7 +5213,7 @@
           <w:szCs w:val="22"/>
         </w:rPr>
         <w:drawing>
-          <wp:inline distT="0" distB="0" distL="0" distR="0" wp14:anchorId="6250B75C" wp14:editId="47B3F80C">
+          <wp:inline distT="0" distB="0" distL="0" distR="0" wp14:anchorId="6250B75C" wp14:editId="3633EC3E">
             <wp:extent cx="6391275" cy="819150"/>
             <wp:effectExtent l="0" t="0" r="9525" b="0"/>
             <wp:docPr id="12" name="Picture 12"/>
@@ -5309,7 +5282,7 @@
           <w:szCs w:val="22"/>
         </w:rPr>
         <w:drawing>
-          <wp:inline distT="0" distB="0" distL="0" distR="0" wp14:anchorId="1799A7FE" wp14:editId="21A8117F">
+          <wp:inline distT="0" distB="0" distL="0" distR="0" wp14:anchorId="1799A7FE" wp14:editId="434B2E16">
             <wp:extent cx="6400800" cy="2781300"/>
             <wp:effectExtent l="0" t="0" r="0" b="0"/>
             <wp:docPr id="13" name="Picture 13"/>
@@ -5379,7 +5352,7 @@
         </w:rPr>
         <w:lastRenderedPageBreak/>
         <w:drawing>
-          <wp:inline distT="0" distB="0" distL="0" distR="0" wp14:anchorId="38660C9A" wp14:editId="24F9E3E2">
+          <wp:inline distT="0" distB="0" distL="0" distR="0" wp14:anchorId="38660C9A" wp14:editId="546BB6A8">
             <wp:extent cx="6400800" cy="2647950"/>
             <wp:effectExtent l="0" t="0" r="0" b="0"/>
             <wp:docPr id="14" name="Picture 14"/>
@@ -5432,6 +5405,64 @@
           <w:rFonts w:asciiTheme="majorHAnsi" w:hAnsiTheme="majorHAnsi" w:cstheme="majorHAnsi"/>
           <w:i/>
           <w:iCs/>
+          <w:noProof/>
+          <w:sz w:val="22"/>
+          <w:szCs w:val="22"/>
+        </w:rPr>
+        <w:drawing>
+          <wp:inline distT="0" distB="0" distL="0" distR="0" wp14:anchorId="442D0379" wp14:editId="22F0B4C2">
+            <wp:extent cx="6400800" cy="4062730"/>
+            <wp:effectExtent l="0" t="0" r="0" b="0"/>
+            <wp:docPr id="439659662" name="Picture 3"/>
+            <wp:cNvGraphicFramePr>
+              <a:graphicFrameLocks xmlns:a="http://schemas.openxmlformats.org/drawingml/2006/main" noChangeAspect="1"/>
+            </wp:cNvGraphicFramePr>
+            <a:graphic xmlns:a="http://schemas.openxmlformats.org/drawingml/2006/main">
+              <a:graphicData uri="http://schemas.openxmlformats.org/drawingml/2006/picture">
+                <pic:pic xmlns:pic="http://schemas.openxmlformats.org/drawingml/2006/picture">
+                  <pic:nvPicPr>
+                    <pic:cNvPr id="0" name="Picture 3"/>
+                    <pic:cNvPicPr>
+                      <a:picLocks noChangeAspect="1" noChangeArrowheads="1"/>
+                    </pic:cNvPicPr>
+                  </pic:nvPicPr>
+                  <pic:blipFill>
+                    <a:blip r:embed="rId18" cstate="print">
+                      <a:extLst>
+                        <a:ext uri="{28A0092B-C50C-407E-A947-70E740481C1C}">
+                          <a14:useLocalDpi xmlns:a14="http://schemas.microsoft.com/office/drawing/2010/main" val="0"/>
+                        </a:ext>
+                      </a:extLst>
+                    </a:blip>
+                    <a:srcRect/>
+                    <a:stretch>
+                      <a:fillRect/>
+                    </a:stretch>
+                  </pic:blipFill>
+                  <pic:spPr bwMode="auto">
+                    <a:xfrm>
+                      <a:off x="0" y="0"/>
+                      <a:ext cx="6400800" cy="4062730"/>
+                    </a:xfrm>
+                    <a:prstGeom prst="rect">
+                      <a:avLst/>
+                    </a:prstGeom>
+                    <a:noFill/>
+                    <a:ln>
+                      <a:noFill/>
+                    </a:ln>
+                  </pic:spPr>
+                </pic:pic>
+              </a:graphicData>
+            </a:graphic>
+          </wp:inline>
+        </w:drawing>
+      </w:r>
+      <w:r>
+        <w:rPr>
+          <w:rFonts w:asciiTheme="majorHAnsi" w:hAnsiTheme="majorHAnsi" w:cstheme="majorHAnsi"/>
+          <w:i/>
+          <w:iCs/>
           <w:sz w:val="22"/>
           <w:szCs w:val="22"/>
         </w:rPr>
@@ -5474,6 +5505,100 @@
           <w:szCs w:val="24"/>
         </w:rPr>
       </w:pPr>
+      <w:r>
+        <w:rPr>
+          <w:rFonts w:asciiTheme="majorHAnsi" w:hAnsiTheme="majorHAnsi" w:cstheme="majorHAnsi"/>
+          <w:szCs w:val="24"/>
+        </w:rPr>
+        <w:t xml:space="preserve">Q33. </w:t>
+      </w:r>
+      <w:r>
+        <w:rPr>
+          <w:rFonts w:asciiTheme="majorHAnsi" w:hAnsiTheme="majorHAnsi" w:cstheme="majorHAnsi"/>
+          <w:szCs w:val="24"/>
+        </w:rPr>
+        <w:t>During the past 30 days, on how many days did you smoke cigarettes?</w:t>
+      </w:r>
+    </w:p>
+    <w:p>
+      <w:pPr>
+        <w:rPr>
+          <w:rFonts w:asciiTheme="majorHAnsi" w:hAnsiTheme="majorHAnsi" w:cstheme="majorHAnsi"/>
+          <w:szCs w:val="24"/>
+        </w:rPr>
+      </w:pPr>
+      <w:r>
+        <w:rPr>
+          <w:rFonts w:asciiTheme="majorHAnsi" w:hAnsiTheme="majorHAnsi" w:cstheme="majorHAnsi"/>
+          <w:szCs w:val="24"/>
+        </w:rPr>
+        <w:t>Q</w:t>
+      </w:r>
+      <w:r>
+        <w:rPr>
+          <w:rFonts w:asciiTheme="majorHAnsi" w:hAnsiTheme="majorHAnsi" w:cstheme="majorHAnsi"/>
+          <w:szCs w:val="24"/>
+        </w:rPr>
+        <w:t>41.</w:t>
+      </w:r>
+      <w:r>
+        <w:rPr>
+          <w:rFonts w:asciiTheme="majorHAnsi" w:hAnsiTheme="majorHAnsi" w:cstheme="majorHAnsi"/>
+          <w:szCs w:val="24"/>
+        </w:rPr>
+        <w:t xml:space="preserve"> How old were you when you had your first sip of alcohol other than a few sips?</w:t>
+      </w:r>
+      <w:r>
+        <w:rPr>
+          <w:rFonts w:asciiTheme="majorHAnsi" w:hAnsiTheme="majorHAnsi" w:cstheme="majorHAnsi"/>
+          <w:szCs w:val="24"/>
+        </w:rPr>
+        <w:t xml:space="preserve"> </w:t>
+      </w:r>
+    </w:p>
+    <w:p>
+      <w:pPr>
+        <w:rPr>
+          <w:rFonts w:asciiTheme="majorHAnsi" w:hAnsiTheme="majorHAnsi" w:cstheme="majorHAnsi"/>
+          <w:szCs w:val="24"/>
+        </w:rPr>
+      </w:pPr>
+      <w:r>
+        <w:rPr>
+          <w:rFonts w:asciiTheme="majorHAnsi" w:hAnsiTheme="majorHAnsi" w:cstheme="majorHAnsi"/>
+          <w:szCs w:val="24"/>
+        </w:rPr>
+        <w:t xml:space="preserve">Q66. </w:t>
+      </w:r>
+      <w:r>
+        <w:rPr>
+          <w:rFonts w:asciiTheme="majorHAnsi" w:hAnsiTheme="majorHAnsi" w:cstheme="majorHAnsi"/>
+          <w:szCs w:val="24"/>
+        </w:rPr>
+        <w:t>How do you describe your weight</w:t>
+      </w:r>
+    </w:p>
+    <w:p>
+      <w:pPr>
+        <w:rPr>
+          <w:rFonts w:asciiTheme="majorHAnsi" w:hAnsiTheme="majorHAnsi" w:cstheme="majorHAnsi"/>
+          <w:szCs w:val="24"/>
+        </w:rPr>
+      </w:pPr>
+      <w:r>
+        <w:rPr>
+          <w:rFonts w:asciiTheme="majorHAnsi" w:hAnsiTheme="majorHAnsi" w:cstheme="majorHAnsi"/>
+          <w:szCs w:val="24"/>
+        </w:rPr>
+        <w:t xml:space="preserve">Q67. Which of the following are you trying to do </w:t>
+      </w:r>
+      <w:r>
+        <w:rPr>
+          <w:rFonts w:asciiTheme="majorHAnsi" w:hAnsiTheme="majorHAnsi" w:cstheme="majorHAnsi"/>
+          <w:szCs w:val="24"/>
+        </w:rPr>
+        <w:t>about your weight?</w:t>
+      </w:r>
     </w:p>
     <w:p>
       <w:pPr>
@@ -5870,8 +5995,8 @@
       </w:pPr>
     </w:p>
     <w:sectPr>
-      <w:headerReference w:type="default" r:id="rId18"/>
-      <w:footerReference w:type="default" r:id="rId19"/>
+      <w:headerReference w:type="default" r:id="rId19"/>
+      <w:footerReference w:type="default" r:id="rId20"/>
       <w:pgSz w:w="12240" w:h="15840"/>
       <w:pgMar w:top="1008" w:right="1080" w:bottom="1008" w:left="1080" w:header="720" w:footer="720" w:gutter="0"/>
       <w:pgNumType w:start="1"/>

--- a/B104_Team_XX_ProjectDoc.docx
+++ b/B104_Team_XX_ProjectDoc.docx
@@ -4642,10 +4642,10 @@
           <w:szCs w:val="22"/>
         </w:rPr>
         <w:drawing>
-          <wp:inline distT="0" distB="0" distL="0" distR="0" wp14:anchorId="045C2233" wp14:editId="6D100E11">
-            <wp:extent cx="6400800" cy="2576830"/>
-            <wp:effectExtent l="0" t="0" r="0" b="0"/>
-            <wp:docPr id="745463170" name="Picture 1"/>
+          <wp:inline distT="0" distB="0" distL="0" distR="0" wp14:anchorId="1DAE3B83" wp14:editId="17519CBC">
+            <wp:extent cx="6396355" cy="7581900"/>
+            <wp:effectExtent l="0" t="0" r="4445" b="0"/>
+            <wp:docPr id="2010262335" name="Picture 5"/>
             <wp:cNvGraphicFramePr>
               <a:graphicFrameLocks xmlns:a="http://schemas.openxmlformats.org/drawingml/2006/main" noChangeAspect="1"/>
             </wp:cNvGraphicFramePr>
@@ -4653,7 +4653,7 @@
               <a:graphicData uri="http://schemas.openxmlformats.org/drawingml/2006/picture">
                 <pic:pic xmlns:pic="http://schemas.openxmlformats.org/drawingml/2006/picture">
                   <pic:nvPicPr>
-                    <pic:cNvPr id="0" name="Picture 1"/>
+                    <pic:cNvPr id="0" name="Picture 5"/>
                     <pic:cNvPicPr>
                       <a:picLocks noChangeAspect="1" noChangeArrowheads="1"/>
                     </pic:cNvPicPr>
@@ -4674,7 +4674,7 @@
                   <pic:spPr bwMode="auto">
                     <a:xfrm>
                       <a:off x="0" y="0"/>
-                      <a:ext cx="6400800" cy="2576830"/>
+                      <a:ext cx="6396355" cy="7581900"/>
                     </a:xfrm>
                     <a:prstGeom prst="rect">
                       <a:avLst/>
@@ -4702,16 +4702,157 @@
       <w:r>
         <w:rPr>
           <w:rFonts w:asciiTheme="majorHAnsi" w:hAnsiTheme="majorHAnsi" w:cstheme="majorHAnsi"/>
+          <w:sz w:val="22"/>
+          <w:szCs w:val="22"/>
+        </w:rPr>
+        <w:lastRenderedPageBreak/>
+        <w:br w:type="page"/>
+      </w:r>
+    </w:p>
+    <w:p>
+      <w:pPr>
+        <w:pStyle w:val="Heading1"/>
+      </w:pPr>
+      <w:bookmarkStart w:id="3" w:name="_Toc181593032"/>
+      <w:r>
+        <w:lastRenderedPageBreak/>
+        <w:t>YRBS Demographic Information Explored</w:t>
+      </w:r>
+      <w:bookmarkEnd w:id="3"/>
+    </w:p>
+    <w:p>
+      <w:pPr>
+        <w:rPr>
+          <w:rFonts w:asciiTheme="majorHAnsi" w:hAnsiTheme="majorHAnsi" w:cstheme="majorHAnsi"/>
+          <w:sz w:val="22"/>
+          <w:szCs w:val="22"/>
+        </w:rPr>
+      </w:pPr>
+      <w:r>
+        <w:rPr>
+          <w:rFonts w:asciiTheme="majorHAnsi" w:hAnsiTheme="majorHAnsi" w:cstheme="majorHAnsi"/>
+          <w:sz w:val="22"/>
+          <w:szCs w:val="22"/>
+        </w:rPr>
+        <w:t>Demographic questions &amp; responses explored over the course of the project</w:t>
+      </w:r>
+    </w:p>
+    <w:p>
+      <w:pPr>
+        <w:rPr>
+          <w:rFonts w:asciiTheme="majorHAnsi" w:hAnsiTheme="majorHAnsi" w:cstheme="majorHAnsi"/>
+          <w:b/>
+          <w:bCs/>
+          <w:szCs w:val="24"/>
+        </w:rPr>
+      </w:pPr>
+    </w:p>
+    <w:p>
+      <w:pPr>
+        <w:rPr>
+          <w:rFonts w:asciiTheme="majorHAnsi" w:hAnsiTheme="majorHAnsi" w:cstheme="majorHAnsi"/>
+          <w:i/>
+          <w:iCs/>
+          <w:sz w:val="22"/>
+          <w:szCs w:val="22"/>
+        </w:rPr>
+      </w:pPr>
+    </w:p>
+    <w:p>
+      <w:pPr>
+        <w:rPr>
+          <w:rFonts w:asciiTheme="majorHAnsi" w:hAnsiTheme="majorHAnsi" w:cstheme="majorHAnsi"/>
+          <w:i/>
+          <w:iCs/>
+          <w:sz w:val="22"/>
+          <w:szCs w:val="22"/>
+        </w:rPr>
+      </w:pPr>
+    </w:p>
+    <w:p>
+      <w:pPr>
+        <w:rPr>
+          <w:rFonts w:asciiTheme="majorHAnsi" w:hAnsiTheme="majorHAnsi" w:cstheme="majorHAnsi"/>
+          <w:i/>
+          <w:iCs/>
+          <w:sz w:val="22"/>
+          <w:szCs w:val="22"/>
+        </w:rPr>
+      </w:pPr>
+      <w:r>
+        <w:rPr>
+          <w:rFonts w:asciiTheme="majorHAnsi" w:hAnsiTheme="majorHAnsi" w:cstheme="majorHAnsi"/>
+          <w:i/>
+          <w:iCs/>
+          <w:sz w:val="22"/>
+          <w:szCs w:val="22"/>
+        </w:rPr>
+        <w:t>Place screenshots of the questions below. Be sure to include their “response keys”.</w:t>
+      </w:r>
+    </w:p>
+    <w:p>
+      <w:pPr>
+        <w:rPr>
+          <w:rFonts w:asciiTheme="majorHAnsi" w:hAnsiTheme="majorHAnsi" w:cstheme="majorHAnsi"/>
+          <w:i/>
+          <w:iCs/>
+          <w:sz w:val="22"/>
+          <w:szCs w:val="22"/>
+        </w:rPr>
+      </w:pPr>
+    </w:p>
+    <w:p>
+      <w:pPr>
+        <w:rPr>
+          <w:rFonts w:asciiTheme="majorHAnsi" w:hAnsiTheme="majorHAnsi" w:cstheme="majorHAnsi"/>
+          <w:i/>
+          <w:iCs/>
+          <w:sz w:val="22"/>
+          <w:szCs w:val="22"/>
+        </w:rPr>
+      </w:pPr>
+    </w:p>
+    <w:p>
+      <w:pPr>
+        <w:rPr>
+          <w:rFonts w:asciiTheme="majorHAnsi" w:hAnsiTheme="majorHAnsi" w:cstheme="majorHAnsi"/>
+          <w:i/>
+          <w:iCs/>
+          <w:sz w:val="22"/>
+          <w:szCs w:val="22"/>
+        </w:rPr>
+      </w:pPr>
+      <w:r>
+        <w:rPr>
+          <w:rFonts w:asciiTheme="majorHAnsi" w:hAnsiTheme="majorHAnsi" w:cstheme="majorHAnsi"/>
+          <w:i/>
+          <w:iCs/>
+          <w:sz w:val="22"/>
+          <w:szCs w:val="22"/>
+        </w:rPr>
+        <w:t>Demographic information includes gender, age, height, weight, ethnicity, etc.</w:t>
+      </w:r>
+    </w:p>
+    <w:p>
+      <w:pPr>
+        <w:rPr>
+          <w:rFonts w:asciiTheme="majorHAnsi" w:hAnsiTheme="majorHAnsi" w:cstheme="majorHAnsi"/>
+          <w:sz w:val="22"/>
+          <w:szCs w:val="22"/>
+        </w:rPr>
+      </w:pPr>
+      <w:r>
+        <w:rPr>
+          <w:rFonts w:asciiTheme="majorHAnsi" w:hAnsiTheme="majorHAnsi" w:cstheme="majorHAnsi"/>
           <w:noProof/>
           <w:sz w:val="22"/>
           <w:szCs w:val="22"/>
         </w:rPr>
-        <w:lastRenderedPageBreak/>
         <w:drawing>
-          <wp:inline distT="0" distB="0" distL="0" distR="0" wp14:anchorId="0FA7526C" wp14:editId="19EC59C2">
-            <wp:extent cx="5934075" cy="6324600"/>
-            <wp:effectExtent l="0" t="0" r="9525" b="0"/>
-            <wp:docPr id="8" name="Picture 8"/>
+          <wp:inline distT="0" distB="0" distL="0" distR="0" wp14:anchorId="1B43A103" wp14:editId="6483F806">
+            <wp:extent cx="6400800" cy="7139305"/>
+            <wp:effectExtent l="0" t="0" r="0" b="4445"/>
+            <wp:docPr id="1739784311" name="Picture 7"/>
             <wp:cNvGraphicFramePr>
               <a:graphicFrameLocks xmlns:a="http://schemas.openxmlformats.org/drawingml/2006/main" noChangeAspect="1"/>
             </wp:cNvGraphicFramePr>
@@ -4740,7 +4881,7 @@
                   <pic:spPr bwMode="auto">
                     <a:xfrm>
                       <a:off x="0" y="0"/>
-                      <a:ext cx="5934075" cy="6324600"/>
+                      <a:ext cx="6400800" cy="7139305"/>
                     </a:xfrm>
                     <a:prstGeom prst="rect">
                       <a:avLst/>
@@ -4761,240 +4902,6 @@
       <w:pPr>
         <w:rPr>
           <w:rFonts w:asciiTheme="majorHAnsi" w:hAnsiTheme="majorHAnsi" w:cstheme="majorHAnsi"/>
-          <w:sz w:val="22"/>
-          <w:szCs w:val="22"/>
-        </w:rPr>
-      </w:pPr>
-      <w:r>
-        <w:rPr>
-          <w:rFonts w:asciiTheme="majorHAnsi" w:hAnsiTheme="majorHAnsi" w:cstheme="majorHAnsi"/>
-          <w:noProof/>
-          <w:sz w:val="22"/>
-          <w:szCs w:val="22"/>
-        </w:rPr>
-        <w:lastRenderedPageBreak/>
-        <w:drawing>
-          <wp:inline distT="0" distB="0" distL="0" distR="0" wp14:anchorId="4A8911BD" wp14:editId="63425F8F">
-            <wp:extent cx="6391275" cy="3662680"/>
-            <wp:effectExtent l="0" t="0" r="9525" b="0"/>
-            <wp:docPr id="1090129038" name="Picture 2"/>
-            <wp:cNvGraphicFramePr>
-              <a:graphicFrameLocks xmlns:a="http://schemas.openxmlformats.org/drawingml/2006/main" noChangeAspect="1"/>
-            </wp:cNvGraphicFramePr>
-            <a:graphic xmlns:a="http://schemas.openxmlformats.org/drawingml/2006/main">
-              <a:graphicData uri="http://schemas.openxmlformats.org/drawingml/2006/picture">
-                <pic:pic xmlns:pic="http://schemas.openxmlformats.org/drawingml/2006/picture">
-                  <pic:nvPicPr>
-                    <pic:cNvPr id="0" name="Picture 2"/>
-                    <pic:cNvPicPr>
-                      <a:picLocks noChangeAspect="1" noChangeArrowheads="1"/>
-                    </pic:cNvPicPr>
-                  </pic:nvPicPr>
-                  <pic:blipFill>
-                    <a:blip r:embed="rId13">
-                      <a:extLst>
-                        <a:ext uri="{28A0092B-C50C-407E-A947-70E740481C1C}">
-                          <a14:useLocalDpi xmlns:a14="http://schemas.microsoft.com/office/drawing/2010/main" val="0"/>
-                        </a:ext>
-                      </a:extLst>
-                    </a:blip>
-                    <a:srcRect/>
-                    <a:stretch>
-                      <a:fillRect/>
-                    </a:stretch>
-                  </pic:blipFill>
-                  <pic:spPr bwMode="auto">
-                    <a:xfrm>
-                      <a:off x="0" y="0"/>
-                      <a:ext cx="6391275" cy="3662680"/>
-                    </a:xfrm>
-                    <a:prstGeom prst="rect">
-                      <a:avLst/>
-                    </a:prstGeom>
-                    <a:noFill/>
-                    <a:ln>
-                      <a:noFill/>
-                    </a:ln>
-                  </pic:spPr>
-                </pic:pic>
-              </a:graphicData>
-            </a:graphic>
-          </wp:inline>
-        </w:drawing>
-      </w:r>
-      <w:r>
-        <w:rPr>
-          <w:rFonts w:asciiTheme="majorHAnsi" w:hAnsiTheme="majorHAnsi" w:cstheme="majorHAnsi"/>
-          <w:sz w:val="22"/>
-          <w:szCs w:val="22"/>
-        </w:rPr>
-        <w:br w:type="page"/>
-      </w:r>
-    </w:p>
-    <w:p>
-      <w:pPr>
-        <w:pStyle w:val="Heading1"/>
-      </w:pPr>
-      <w:bookmarkStart w:id="3" w:name="_Toc181593032"/>
-      <w:r>
-        <w:lastRenderedPageBreak/>
-        <w:t>YRBS Demographic Information Explored</w:t>
-      </w:r>
-      <w:bookmarkEnd w:id="3"/>
-    </w:p>
-    <w:p>
-      <w:pPr>
-        <w:rPr>
-          <w:rFonts w:asciiTheme="majorHAnsi" w:hAnsiTheme="majorHAnsi" w:cstheme="majorHAnsi"/>
-          <w:sz w:val="22"/>
-          <w:szCs w:val="22"/>
-        </w:rPr>
-      </w:pPr>
-      <w:r>
-        <w:rPr>
-          <w:rFonts w:asciiTheme="majorHAnsi" w:hAnsiTheme="majorHAnsi" w:cstheme="majorHAnsi"/>
-          <w:sz w:val="22"/>
-          <w:szCs w:val="22"/>
-        </w:rPr>
-        <w:t>Demographic questions &amp; responses explored over the course of the project</w:t>
-      </w:r>
-    </w:p>
-    <w:p>
-      <w:pPr>
-        <w:rPr>
-          <w:rFonts w:asciiTheme="majorHAnsi" w:hAnsiTheme="majorHAnsi" w:cstheme="majorHAnsi"/>
-          <w:b/>
-          <w:bCs/>
-          <w:szCs w:val="24"/>
-        </w:rPr>
-      </w:pPr>
-    </w:p>
-    <w:p>
-      <w:pPr>
-        <w:rPr>
-          <w:rFonts w:asciiTheme="majorHAnsi" w:hAnsiTheme="majorHAnsi" w:cstheme="majorHAnsi"/>
-          <w:i/>
-          <w:iCs/>
-          <w:sz w:val="22"/>
-          <w:szCs w:val="22"/>
-        </w:rPr>
-      </w:pPr>
-    </w:p>
-    <w:p>
-      <w:pPr>
-        <w:rPr>
-          <w:rFonts w:asciiTheme="majorHAnsi" w:hAnsiTheme="majorHAnsi" w:cstheme="majorHAnsi"/>
-          <w:i/>
-          <w:iCs/>
-          <w:sz w:val="22"/>
-          <w:szCs w:val="22"/>
-        </w:rPr>
-      </w:pPr>
-    </w:p>
-    <w:p>
-      <w:pPr>
-        <w:rPr>
-          <w:rFonts w:asciiTheme="majorHAnsi" w:hAnsiTheme="majorHAnsi" w:cstheme="majorHAnsi"/>
-          <w:i/>
-          <w:iCs/>
-          <w:sz w:val="22"/>
-          <w:szCs w:val="22"/>
-        </w:rPr>
-      </w:pPr>
-      <w:r>
-        <w:rPr>
-          <w:rFonts w:asciiTheme="majorHAnsi" w:hAnsiTheme="majorHAnsi" w:cstheme="majorHAnsi"/>
-          <w:i/>
-          <w:iCs/>
-          <w:sz w:val="22"/>
-          <w:szCs w:val="22"/>
-        </w:rPr>
-        <w:t>Place screenshots of the questions below. Be sure to include their “response keys”.</w:t>
-      </w:r>
-    </w:p>
-    <w:p>
-      <w:pPr>
-        <w:rPr>
-          <w:rFonts w:asciiTheme="majorHAnsi" w:hAnsiTheme="majorHAnsi" w:cstheme="majorHAnsi"/>
-          <w:i/>
-          <w:iCs/>
-          <w:sz w:val="22"/>
-          <w:szCs w:val="22"/>
-        </w:rPr>
-      </w:pPr>
-    </w:p>
-    <w:p>
-      <w:pPr>
-        <w:rPr>
-          <w:rFonts w:asciiTheme="majorHAnsi" w:hAnsiTheme="majorHAnsi" w:cstheme="majorHAnsi"/>
-          <w:i/>
-          <w:iCs/>
-          <w:sz w:val="22"/>
-          <w:szCs w:val="22"/>
-        </w:rPr>
-      </w:pPr>
-    </w:p>
-    <w:p>
-      <w:pPr>
-        <w:rPr>
-          <w:rFonts w:asciiTheme="majorHAnsi" w:hAnsiTheme="majorHAnsi" w:cstheme="majorHAnsi"/>
-          <w:i/>
-          <w:iCs/>
-          <w:sz w:val="22"/>
-          <w:szCs w:val="22"/>
-        </w:rPr>
-      </w:pPr>
-      <w:r>
-        <w:rPr>
-          <w:rFonts w:asciiTheme="majorHAnsi" w:hAnsiTheme="majorHAnsi" w:cstheme="majorHAnsi"/>
-          <w:i/>
-          <w:iCs/>
-          <w:sz w:val="22"/>
-          <w:szCs w:val="22"/>
-        </w:rPr>
-        <w:t>Demographic information includes gender, age, height, weight, ethnicity, etc.</w:t>
-      </w:r>
-    </w:p>
-    <w:p>
-      <w:pPr>
-        <w:rPr>
-          <w:rFonts w:asciiTheme="majorHAnsi" w:hAnsiTheme="majorHAnsi" w:cstheme="majorHAnsi"/>
-          <w:sz w:val="22"/>
-          <w:szCs w:val="22"/>
-        </w:rPr>
-      </w:pPr>
-    </w:p>
-    <w:p>
-      <w:pPr>
-        <w:rPr>
-          <w:rFonts w:asciiTheme="majorHAnsi" w:hAnsiTheme="majorHAnsi" w:cstheme="majorHAnsi"/>
-          <w:sz w:val="22"/>
-          <w:szCs w:val="22"/>
-        </w:rPr>
-      </w:pPr>
-    </w:p>
-    <w:p>
-      <w:pPr>
-        <w:rPr>
-          <w:rFonts w:asciiTheme="majorHAnsi" w:hAnsiTheme="majorHAnsi" w:cstheme="majorHAnsi"/>
-          <w:sz w:val="22"/>
-          <w:szCs w:val="22"/>
-        </w:rPr>
-      </w:pPr>
-    </w:p>
-    <w:p>
-      <w:pPr>
-        <w:rPr>
-          <w:rFonts w:asciiTheme="majorHAnsi" w:hAnsiTheme="majorHAnsi" w:cstheme="majorHAnsi"/>
-          <w:sz w:val="22"/>
-          <w:szCs w:val="22"/>
-        </w:rPr>
-      </w:pPr>
-    </w:p>
-    <w:p>
-      <w:pPr>
-        <w:rPr>
-          <w:rFonts w:asciiTheme="majorHAnsi" w:hAnsiTheme="majorHAnsi" w:cstheme="majorHAnsi"/>
           <w:b/>
           <w:sz w:val="28"/>
           <w:szCs w:val="28"/>
@@ -5007,6 +4914,7 @@
           <w:sz w:val="28"/>
           <w:szCs w:val="28"/>
         </w:rPr>
+        <w:lastRenderedPageBreak/>
         <w:br w:type="page"/>
       </w:r>
     </w:p>
@@ -5150,7 +5058,7 @@
                     </pic:cNvPicPr>
                   </pic:nvPicPr>
                   <pic:blipFill>
-                    <a:blip r:embed="rId14">
+                    <a:blip r:embed="rId13">
                       <a:extLst>
                         <a:ext uri="{28A0092B-C50C-407E-A947-70E740481C1C}">
                           <a14:useLocalDpi xmlns:a14="http://schemas.microsoft.com/office/drawing/2010/main" val="0"/>
@@ -5230,7 +5138,7 @@
                     </pic:cNvPicPr>
                   </pic:nvPicPr>
                   <pic:blipFill>
-                    <a:blip r:embed="rId15" cstate="print">
+                    <a:blip r:embed="rId14" cstate="print">
                       <a:extLst>
                         <a:ext uri="{28A0092B-C50C-407E-A947-70E740481C1C}">
                           <a14:useLocalDpi xmlns:a14="http://schemas.microsoft.com/office/drawing/2010/main" val="0"/>
@@ -5299,7 +5207,7 @@
                     </pic:cNvPicPr>
                   </pic:nvPicPr>
                   <pic:blipFill>
-                    <a:blip r:embed="rId16" cstate="print">
+                    <a:blip r:embed="rId15" cstate="print">
                       <a:extLst>
                         <a:ext uri="{28A0092B-C50C-407E-A947-70E740481C1C}">
                           <a14:useLocalDpi xmlns:a14="http://schemas.microsoft.com/office/drawing/2010/main" val="0"/>
@@ -5369,7 +5277,7 @@
                     </pic:cNvPicPr>
                   </pic:nvPicPr>
                   <pic:blipFill>
-                    <a:blip r:embed="rId17" cstate="print">
+                    <a:blip r:embed="rId16" cstate="print">
                       <a:extLst>
                         <a:ext uri="{28A0092B-C50C-407E-A947-70E740481C1C}">
                           <a14:useLocalDpi xmlns:a14="http://schemas.microsoft.com/office/drawing/2010/main" val="0"/>
@@ -5427,7 +5335,7 @@
                     </pic:cNvPicPr>
                   </pic:nvPicPr>
                   <pic:blipFill>
-                    <a:blip r:embed="rId18" cstate="print">
+                    <a:blip r:embed="rId17" cstate="print">
                       <a:extLst>
                         <a:ext uri="{28A0092B-C50C-407E-A947-70E740481C1C}">
                           <a14:useLocalDpi xmlns:a14="http://schemas.microsoft.com/office/drawing/2010/main" val="0"/>
@@ -5463,6 +5371,123 @@
           <w:rFonts w:asciiTheme="majorHAnsi" w:hAnsiTheme="majorHAnsi" w:cstheme="majorHAnsi"/>
           <w:i/>
           <w:iCs/>
+          <w:noProof/>
+          <w:sz w:val="22"/>
+          <w:szCs w:val="22"/>
+        </w:rPr>
+        <w:lastRenderedPageBreak/>
+        <w:drawing>
+          <wp:inline distT="0" distB="0" distL="0" distR="0" wp14:anchorId="76EEABBF" wp14:editId="7121FB7E">
+            <wp:extent cx="6396355" cy="3938905"/>
+            <wp:effectExtent l="0" t="0" r="4445" b="4445"/>
+            <wp:docPr id="1589235853" name="Picture 1"/>
+            <wp:cNvGraphicFramePr>
+              <a:graphicFrameLocks xmlns:a="http://schemas.openxmlformats.org/drawingml/2006/main" noChangeAspect="1"/>
+            </wp:cNvGraphicFramePr>
+            <a:graphic xmlns:a="http://schemas.openxmlformats.org/drawingml/2006/main">
+              <a:graphicData uri="http://schemas.openxmlformats.org/drawingml/2006/picture">
+                <pic:pic xmlns:pic="http://schemas.openxmlformats.org/drawingml/2006/picture">
+                  <pic:nvPicPr>
+                    <pic:cNvPr id="0" name="Picture 1"/>
+                    <pic:cNvPicPr>
+                      <a:picLocks noChangeAspect="1" noChangeArrowheads="1"/>
+                    </pic:cNvPicPr>
+                  </pic:nvPicPr>
+                  <pic:blipFill>
+                    <a:blip r:embed="rId18" cstate="print">
+                      <a:extLst>
+                        <a:ext uri="{28A0092B-C50C-407E-A947-70E740481C1C}">
+                          <a14:useLocalDpi xmlns:a14="http://schemas.microsoft.com/office/drawing/2010/main" val="0"/>
+                        </a:ext>
+                      </a:extLst>
+                    </a:blip>
+                    <a:srcRect/>
+                    <a:stretch>
+                      <a:fillRect/>
+                    </a:stretch>
+                  </pic:blipFill>
+                  <pic:spPr bwMode="auto">
+                    <a:xfrm>
+                      <a:off x="0" y="0"/>
+                      <a:ext cx="6396355" cy="3938905"/>
+                    </a:xfrm>
+                    <a:prstGeom prst="rect">
+                      <a:avLst/>
+                    </a:prstGeom>
+                    <a:noFill/>
+                    <a:ln>
+                      <a:noFill/>
+                    </a:ln>
+                  </pic:spPr>
+                </pic:pic>
+              </a:graphicData>
+            </a:graphic>
+          </wp:inline>
+        </w:drawing>
+      </w:r>
+      <w:r>
+        <w:rPr>
+          <w:rFonts w:asciiTheme="majorHAnsi" w:hAnsiTheme="majorHAnsi" w:cstheme="majorHAnsi"/>
+          <w:i/>
+          <w:iCs/>
+          <w:noProof/>
+          <w:sz w:val="22"/>
+          <w:szCs w:val="22"/>
+        </w:rPr>
+        <w:drawing>
+          <wp:inline distT="0" distB="0" distL="0" distR="0" wp14:anchorId="05ACC503" wp14:editId="01FA07A9">
+            <wp:extent cx="6400800" cy="3952875"/>
+            <wp:effectExtent l="0" t="0" r="0" b="9525"/>
+            <wp:docPr id="331193425" name="Picture 4"/>
+            <wp:cNvGraphicFramePr>
+              <a:graphicFrameLocks xmlns:a="http://schemas.openxmlformats.org/drawingml/2006/main" noChangeAspect="1"/>
+            </wp:cNvGraphicFramePr>
+            <a:graphic xmlns:a="http://schemas.openxmlformats.org/drawingml/2006/main">
+              <a:graphicData uri="http://schemas.openxmlformats.org/drawingml/2006/picture">
+                <pic:pic xmlns:pic="http://schemas.openxmlformats.org/drawingml/2006/picture">
+                  <pic:nvPicPr>
+                    <pic:cNvPr id="0" name="Picture 4"/>
+                    <pic:cNvPicPr>
+                      <a:picLocks noChangeAspect="1" noChangeArrowheads="1"/>
+                    </pic:cNvPicPr>
+                  </pic:nvPicPr>
+                  <pic:blipFill>
+                    <a:blip r:embed="rId19" cstate="print">
+                      <a:extLst>
+                        <a:ext uri="{28A0092B-C50C-407E-A947-70E740481C1C}">
+                          <a14:useLocalDpi xmlns:a14="http://schemas.microsoft.com/office/drawing/2010/main" val="0"/>
+                        </a:ext>
+                      </a:extLst>
+                    </a:blip>
+                    <a:srcRect/>
+                    <a:stretch>
+                      <a:fillRect/>
+                    </a:stretch>
+                  </pic:blipFill>
+                  <pic:spPr bwMode="auto">
+                    <a:xfrm>
+                      <a:off x="0" y="0"/>
+                      <a:ext cx="6400800" cy="3952875"/>
+                    </a:xfrm>
+                    <a:prstGeom prst="rect">
+                      <a:avLst/>
+                    </a:prstGeom>
+                    <a:noFill/>
+                    <a:ln>
+                      <a:noFill/>
+                    </a:ln>
+                  </pic:spPr>
+                </pic:pic>
+              </a:graphicData>
+            </a:graphic>
+          </wp:inline>
+        </w:drawing>
+      </w:r>
+      <w:r>
+        <w:rPr>
+          <w:rFonts w:asciiTheme="majorHAnsi" w:hAnsiTheme="majorHAnsi" w:cstheme="majorHAnsi"/>
+          <w:i/>
+          <w:iCs/>
           <w:sz w:val="22"/>
           <w:szCs w:val="22"/>
         </w:rPr>
@@ -5510,64 +5535,6 @@
           <w:rFonts w:asciiTheme="majorHAnsi" w:hAnsiTheme="majorHAnsi" w:cstheme="majorHAnsi"/>
           <w:szCs w:val="24"/>
         </w:rPr>
-        <w:t xml:space="preserve">Q33. </w:t>
-      </w:r>
-      <w:r>
-        <w:rPr>
-          <w:rFonts w:asciiTheme="majorHAnsi" w:hAnsiTheme="majorHAnsi" w:cstheme="majorHAnsi"/>
-          <w:szCs w:val="24"/>
-        </w:rPr>
-        <w:t>During the past 30 days, on how many days did you smoke cigarettes?</w:t>
-      </w:r>
-    </w:p>
-    <w:p>
-      <w:pPr>
-        <w:rPr>
-          <w:rFonts w:asciiTheme="majorHAnsi" w:hAnsiTheme="majorHAnsi" w:cstheme="majorHAnsi"/>
-          <w:szCs w:val="24"/>
-        </w:rPr>
-      </w:pPr>
-      <w:r>
-        <w:rPr>
-          <w:rFonts w:asciiTheme="majorHAnsi" w:hAnsiTheme="majorHAnsi" w:cstheme="majorHAnsi"/>
-          <w:szCs w:val="24"/>
-        </w:rPr>
-        <w:t>Q</w:t>
-      </w:r>
-      <w:r>
-        <w:rPr>
-          <w:rFonts w:asciiTheme="majorHAnsi" w:hAnsiTheme="majorHAnsi" w:cstheme="majorHAnsi"/>
-          <w:szCs w:val="24"/>
-        </w:rPr>
-        <w:t>41.</w:t>
-      </w:r>
-      <w:r>
-        <w:rPr>
-          <w:rFonts w:asciiTheme="majorHAnsi" w:hAnsiTheme="majorHAnsi" w:cstheme="majorHAnsi"/>
-          <w:szCs w:val="24"/>
-        </w:rPr>
-        <w:t xml:space="preserve"> How old were you when you had your first sip of alcohol other than a few sips?</w:t>
-      </w:r>
-      <w:r>
-        <w:rPr>
-          <w:rFonts w:asciiTheme="majorHAnsi" w:hAnsiTheme="majorHAnsi" w:cstheme="majorHAnsi"/>
-          <w:szCs w:val="24"/>
-        </w:rPr>
-        <w:t xml:space="preserve"> </w:t>
-      </w:r>
-    </w:p>
-    <w:p>
-      <w:pPr>
-        <w:rPr>
-          <w:rFonts w:asciiTheme="majorHAnsi" w:hAnsiTheme="majorHAnsi" w:cstheme="majorHAnsi"/>
-          <w:szCs w:val="24"/>
-        </w:rPr>
-      </w:pPr>
-      <w:r>
-        <w:rPr>
-          <w:rFonts w:asciiTheme="majorHAnsi" w:hAnsiTheme="majorHAnsi" w:cstheme="majorHAnsi"/>
-          <w:szCs w:val="24"/>
-        </w:rPr>
         <w:t xml:space="preserve">Q66. </w:t>
       </w:r>
       <w:r>
@@ -5877,6 +5844,50 @@
           <w:szCs w:val="22"/>
         </w:rPr>
       </w:pPr>
+      <w:r>
+        <w:rPr>
+          <w:rFonts w:asciiTheme="majorHAnsi" w:hAnsiTheme="majorHAnsi" w:cstheme="majorHAnsi"/>
+          <w:i/>
+          <w:iCs/>
+          <w:sz w:val="22"/>
+          <w:szCs w:val="22"/>
+        </w:rPr>
+        <w:t>Example gallery — seaborn 0.11.2 documentation</w:t>
+      </w:r>
+      <w:r>
+        <w:rPr>
+          <w:rFonts w:asciiTheme="majorHAnsi" w:hAnsiTheme="majorHAnsi" w:cstheme="majorHAnsi"/>
+          <w:sz w:val="22"/>
+          <w:szCs w:val="22"/>
+        </w:rPr>
+        <w:t>. (n.d.). Seaborn.pydata.org. https://seaborn.pydata.org/examples/index.html</w:t>
+      </w:r>
+    </w:p>
+    <w:p>
+      <w:pPr>
+        <w:rPr>
+          <w:rFonts w:asciiTheme="majorHAnsi" w:hAnsiTheme="majorHAnsi" w:cstheme="majorHAnsi"/>
+          <w:sz w:val="22"/>
+          <w:szCs w:val="22"/>
+        </w:rPr>
+      </w:pPr>
+      <w:r>
+        <w:rPr>
+          <w:rFonts w:asciiTheme="majorHAnsi" w:hAnsiTheme="majorHAnsi" w:cstheme="majorHAnsi"/>
+          <w:sz w:val="22"/>
+          <w:szCs w:val="22"/>
+        </w:rPr>
+        <w:t>‌</w:t>
+      </w:r>
+    </w:p>
+    <w:p>
+      <w:pPr>
+        <w:rPr>
+          <w:rFonts w:asciiTheme="majorHAnsi" w:hAnsiTheme="majorHAnsi" w:cstheme="majorHAnsi"/>
+          <w:sz w:val="22"/>
+          <w:szCs w:val="22"/>
+        </w:rPr>
+      </w:pPr>
     </w:p>
     <w:p>
       <w:pPr>
@@ -5995,8 +6006,8 @@
       </w:pPr>
     </w:p>
     <w:sectPr>
-      <w:headerReference w:type="default" r:id="rId19"/>
-      <w:footerReference w:type="default" r:id="rId20"/>
+      <w:headerReference w:type="default" r:id="rId20"/>
+      <w:footerReference w:type="default" r:id="rId21"/>
       <w:pgSz w:w="12240" w:h="15840"/>
       <w:pgMar w:top="1008" w:right="1080" w:bottom="1008" w:left="1080" w:header="720" w:footer="720" w:gutter="0"/>
       <w:pgNumType w:start="1"/>
@@ -7387,7 +7398,6 @@
   <w:style w:type="character" w:default="1" w:styleId="DefaultParagraphFont">
     <w:name w:val="Default Paragraph Font"/>
     <w:uiPriority w:val="1"/>
-    <w:semiHidden/>
     <w:unhideWhenUsed/>
   </w:style>
   <w:style w:type="table" w:default="1" w:styleId="TableNormal">

--- a/B104_Team_XX_ProjectDoc.docx
+++ b/B104_Team_XX_ProjectDoc.docx
@@ -275,10 +275,10 @@
     <w:sdt>
       <w:sdtPr>
         <w:rPr>
-          <w:rFonts w:ascii="Courier" w:eastAsia="Times New Roman" w:hAnsi="Courier" w:cstheme="majorHAnsi"/>
+          <w:rFonts w:ascii="Courier" w:eastAsia="Times New Roman" w:hAnsi="Courier" w:cs="Times New Roman"/>
           <w:color w:val="auto"/>
           <w:sz w:val="24"/>
-          <w:szCs w:val="20"/>
+          <w:szCs w:val="24"/>
         </w:rPr>
         <w:id w:val="1706209339"/>
         <w:docPartObj>
@@ -290,7 +290,6 @@
         <w:rPr>
           <w:b/>
           <w:bCs/>
-          <w:noProof/>
         </w:rPr>
       </w:sdtEndPr>
       <w:sdtContent>
@@ -1037,7 +1036,6 @@
       </w:pPr>
       <w:bookmarkStart w:id="0" w:name="_Toc181593029"/>
       <w:r>
-        <w:lastRenderedPageBreak/>
         <w:t>Project Contributions by Team Member</w:t>
       </w:r>
       <w:bookmarkEnd w:id="0"/>
@@ -1094,7 +1092,7 @@
         <w:tc>
           <w:tcPr>
             <w:tcW w:w="2335" w:type="dxa"/>
-            <w:shd w:val="clear" w:color="auto" w:fill="C4D0D7"/>
+            <w:shd w:val="clear" w:color="auto" w:fill="C4D0D7" w:themeFill="background2"/>
           </w:tcPr>
           <w:p>
             <w:pPr>
@@ -1123,7 +1121,7 @@
         <w:tc>
           <w:tcPr>
             <w:tcW w:w="3330" w:type="dxa"/>
-            <w:shd w:val="clear" w:color="auto" w:fill="C4D0D7"/>
+            <w:shd w:val="clear" w:color="auto" w:fill="C4D0D7" w:themeFill="background2"/>
           </w:tcPr>
           <w:p>
             <w:pPr>
@@ -1152,7 +1150,7 @@
         <w:tc>
           <w:tcPr>
             <w:tcW w:w="4405" w:type="dxa"/>
-            <w:shd w:val="clear" w:color="auto" w:fill="C4D0D7"/>
+            <w:shd w:val="clear" w:color="auto" w:fill="C4D0D7" w:themeFill="background2"/>
           </w:tcPr>
           <w:p>
             <w:pPr>
@@ -1320,25 +1318,22 @@
           <w:p>
             <w:pPr>
               <w:rPr>
-                <w:rFonts w:asciiTheme="majorHAnsi" w:hAnsiTheme="majorHAnsi" w:cstheme="majorHAnsi"/>
-                <w:sz w:val="22"/>
-                <w:szCs w:val="22"/>
-              </w:rPr>
-            </w:pPr>
-            <w:hyperlink r:id="rId10" w:history="1">
-              <w:r>
-                <w:rPr>
-                  <w:rStyle w:val="Hyperlink"/>
-                  <w:rFonts w:asciiTheme="majorHAnsi" w:eastAsiaTheme="majorEastAsia" w:hAnsiTheme="majorHAnsi" w:cstheme="majorHAnsi"/>
-                  <w:sz w:val="22"/>
-                  <w:szCs w:val="22"/>
-                </w:rPr>
-                <w:t>igotchicken@uscb.edu</w:t>
-              </w:r>
-            </w:hyperlink>
-            <w:r>
-              <w:rPr>
-                <w:rFonts w:asciiTheme="majorHAnsi" w:hAnsiTheme="majorHAnsi" w:cstheme="majorHAnsi"/>
+                <w:rFonts w:asciiTheme="majorHAnsi" w:hAnsiTheme="majorHAnsi" w:cstheme="majorBidi"/>
+                <w:sz w:val="22"/>
+                <w:szCs w:val="22"/>
+              </w:rPr>
+            </w:pPr>
+            <w:r>
+              <w:rPr>
+                <w:rFonts w:asciiTheme="majorHAnsi" w:eastAsiaTheme="majorEastAsia" w:hAnsiTheme="majorHAnsi" w:cstheme="majorBidi"/>
+                <w:sz w:val="22"/>
+                <w:szCs w:val="22"/>
+              </w:rPr>
+              <w:t>Sanchez_Luis16@icloud.com</w:t>
+            </w:r>
+            <w:r>
+              <w:rPr>
+                <w:rFonts w:asciiTheme="majorHAnsi" w:hAnsiTheme="majorHAnsi" w:cstheme="majorBidi"/>
                 <w:sz w:val="22"/>
                 <w:szCs w:val="22"/>
               </w:rPr>
@@ -1353,18 +1348,34 @@
           <w:p>
             <w:pPr>
               <w:rPr>
-                <w:rFonts w:asciiTheme="majorHAnsi" w:hAnsiTheme="majorHAnsi" w:cstheme="majorHAnsi"/>
-                <w:sz w:val="22"/>
-                <w:szCs w:val="22"/>
-              </w:rPr>
-            </w:pPr>
-            <w:r>
-              <w:rPr>
-                <w:rFonts w:asciiTheme="majorHAnsi" w:eastAsia="Cambria" w:hAnsiTheme="majorHAnsi" w:cstheme="majorHAnsi"/>
-                <w:sz w:val="22"/>
-                <w:szCs w:val="22"/>
-              </w:rPr>
-              <w:t>(843) -</w:t>
+                <w:rFonts w:asciiTheme="majorHAnsi" w:hAnsiTheme="majorHAnsi" w:cstheme="majorBidi"/>
+                <w:sz w:val="22"/>
+                <w:szCs w:val="22"/>
+              </w:rPr>
+            </w:pPr>
+            <w:r>
+              <w:rPr>
+                <w:rFonts w:asciiTheme="majorHAnsi" w:eastAsia="Cambria" w:hAnsiTheme="majorHAnsi" w:cstheme="majorBidi"/>
+                <w:sz w:val="22"/>
+                <w:szCs w:val="22"/>
+              </w:rPr>
+              <w:t xml:space="preserve">(843) </w:t>
+            </w:r>
+            <w:r>
+              <w:rPr>
+                <w:rFonts w:asciiTheme="majorHAnsi" w:eastAsia="Cambria" w:hAnsiTheme="majorHAnsi" w:cstheme="majorBidi"/>
+                <w:sz w:val="22"/>
+                <w:szCs w:val="22"/>
+              </w:rPr>
+              <w:t>298</w:t>
+            </w:r>
+            <w:r>
+              <w:rPr>
+                <w:rFonts w:asciiTheme="majorHAnsi" w:eastAsia="Cambria" w:hAnsiTheme="majorHAnsi" w:cstheme="majorBidi"/>
+                <w:sz w:val="22"/>
+                <w:szCs w:val="22"/>
+              </w:rPr>
+              <w:t>-0906</w:t>
             </w:r>
           </w:p>
         </w:tc>
@@ -1865,7 +1876,23 @@
                 <w:sz w:val="22"/>
                 <w:szCs w:val="22"/>
               </w:rPr>
-              <w:t xml:space="preserve">            %</w:t>
+              <w:t xml:space="preserve">            </w:t>
+            </w:r>
+            <w:r>
+              <w:rPr>
+                <w:rFonts w:asciiTheme="majorHAnsi" w:hAnsiTheme="majorHAnsi" w:cstheme="majorHAnsi"/>
+                <w:sz w:val="22"/>
+                <w:szCs w:val="22"/>
+              </w:rPr>
+              <w:t>50</w:t>
+            </w:r>
+            <w:r>
+              <w:rPr>
+                <w:rFonts w:asciiTheme="majorHAnsi" w:hAnsiTheme="majorHAnsi" w:cstheme="majorHAnsi"/>
+                <w:sz w:val="22"/>
+                <w:szCs w:val="22"/>
+              </w:rPr>
+              <w:t>%</w:t>
             </w:r>
           </w:p>
         </w:tc>
@@ -1947,7 +1974,23 @@
                 <w:sz w:val="22"/>
                 <w:szCs w:val="22"/>
               </w:rPr>
-              <w:t xml:space="preserve">            %</w:t>
+              <w:t xml:space="preserve">            </w:t>
+            </w:r>
+            <w:r>
+              <w:rPr>
+                <w:rFonts w:asciiTheme="majorHAnsi" w:hAnsiTheme="majorHAnsi" w:cstheme="majorHAnsi"/>
+                <w:sz w:val="22"/>
+                <w:szCs w:val="22"/>
+              </w:rPr>
+              <w:t>50</w:t>
+            </w:r>
+            <w:r>
+              <w:rPr>
+                <w:rFonts w:asciiTheme="majorHAnsi" w:hAnsiTheme="majorHAnsi" w:cstheme="majorHAnsi"/>
+                <w:sz w:val="22"/>
+                <w:szCs w:val="22"/>
+              </w:rPr>
+              <w:t>%</w:t>
             </w:r>
           </w:p>
         </w:tc>
@@ -3671,7 +3714,6 @@
           <w:sz w:val="22"/>
           <w:szCs w:val="22"/>
         </w:rPr>
-        <w:lastRenderedPageBreak/>
         <w:t>Presentation Preparation &amp; Practice</w:t>
       </w:r>
     </w:p>
@@ -4394,14 +4436,32 @@
           <w:numId w:val="4"/>
         </w:numPr>
         <w:rPr>
-          <w:rFonts w:asciiTheme="majorHAnsi" w:hAnsiTheme="majorHAnsi" w:cstheme="majorHAnsi"/>
-        </w:rPr>
-      </w:pPr>
-      <w:r>
-        <w:rPr>
-          <w:rFonts w:asciiTheme="majorHAnsi" w:hAnsiTheme="majorHAnsi" w:cstheme="majorHAnsi"/>
+          <w:rFonts w:asciiTheme="majorHAnsi" w:hAnsiTheme="majorHAnsi" w:cstheme="majorBidi"/>
+        </w:rPr>
+      </w:pPr>
+      <w:r>
+        <w:rPr>
+          <w:rFonts w:asciiTheme="majorHAnsi" w:hAnsiTheme="majorHAnsi" w:cstheme="majorBidi"/>
         </w:rPr>
         <w:t>IMessage</w:t>
+      </w:r>
+    </w:p>
+    <w:p>
+      <w:pPr>
+        <w:pStyle w:val="ListParagraph"/>
+        <w:numPr>
+          <w:ilvl w:val="0"/>
+          <w:numId w:val="4"/>
+        </w:numPr>
+        <w:rPr>
+          <w:rFonts w:asciiTheme="majorHAnsi" w:hAnsiTheme="majorHAnsi" w:cstheme="majorBidi"/>
+        </w:rPr>
+      </w:pPr>
+      <w:r>
+        <w:rPr>
+          <w:rFonts w:asciiTheme="majorHAnsi" w:hAnsiTheme="majorHAnsi" w:cstheme="majorBidi"/>
+        </w:rPr>
+        <w:t>M</w:t>
       </w:r>
     </w:p>
     <w:p>
@@ -4516,7 +4576,6 @@
       </w:pPr>
       <w:bookmarkStart w:id="2" w:name="_Toc181593031"/>
       <w:r>
-        <w:lastRenderedPageBreak/>
         <w:t>YRBS Questions Explored</w:t>
       </w:r>
       <w:bookmarkEnd w:id="2"/>
@@ -4659,7 +4718,7 @@
                     </pic:cNvPicPr>
                   </pic:nvPicPr>
                   <pic:blipFill>
-                    <a:blip r:embed="rId11">
+                    <a:blip r:embed="rId10">
                       <a:extLst>
                         <a:ext uri="{28A0092B-C50C-407E-A947-70E740481C1C}">
                           <a14:useLocalDpi xmlns:a14="http://schemas.microsoft.com/office/drawing/2010/main" val="0"/>
@@ -4702,11 +4761,58 @@
       <w:r>
         <w:rPr>
           <w:rFonts w:asciiTheme="majorHAnsi" w:hAnsiTheme="majorHAnsi" w:cstheme="majorHAnsi"/>
-          <w:sz w:val="22"/>
-          <w:szCs w:val="22"/>
-        </w:rPr>
-        <w:lastRenderedPageBreak/>
-        <w:br w:type="page"/>
+          <w:noProof/>
+          <w:sz w:val="22"/>
+          <w:szCs w:val="22"/>
+        </w:rPr>
+        <w:drawing>
+          <wp:inline distT="0" distB="0" distL="0" distR="0" wp14:anchorId="08B53DFD" wp14:editId="17093EB9">
+            <wp:extent cx="6390640" cy="3260090"/>
+            <wp:effectExtent l="0" t="0" r="0" b="0"/>
+            <wp:docPr id="361327477" name="Picture 12"/>
+            <wp:cNvGraphicFramePr>
+              <a:graphicFrameLocks xmlns:a="http://schemas.openxmlformats.org/drawingml/2006/main" noChangeAspect="1"/>
+            </wp:cNvGraphicFramePr>
+            <a:graphic xmlns:a="http://schemas.openxmlformats.org/drawingml/2006/main">
+              <a:graphicData uri="http://schemas.openxmlformats.org/drawingml/2006/picture">
+                <pic:pic xmlns:pic="http://schemas.openxmlformats.org/drawingml/2006/picture">
+                  <pic:nvPicPr>
+                    <pic:cNvPr id="0" name="Picture 12"/>
+                    <pic:cNvPicPr>
+                      <a:picLocks noChangeAspect="1" noChangeArrowheads="1"/>
+                    </pic:cNvPicPr>
+                  </pic:nvPicPr>
+                  <pic:blipFill>
+                    <a:blip r:embed="rId11">
+                      <a:extLst>
+                        <a:ext uri="{28A0092B-C50C-407E-A947-70E740481C1C}">
+                          <a14:useLocalDpi xmlns:a14="http://schemas.microsoft.com/office/drawing/2010/main" val="0"/>
+                        </a:ext>
+                      </a:extLst>
+                    </a:blip>
+                    <a:srcRect/>
+                    <a:stretch>
+                      <a:fillRect/>
+                    </a:stretch>
+                  </pic:blipFill>
+                  <pic:spPr bwMode="auto">
+                    <a:xfrm>
+                      <a:off x="0" y="0"/>
+                      <a:ext cx="6390640" cy="3260090"/>
+                    </a:xfrm>
+                    <a:prstGeom prst="rect">
+                      <a:avLst/>
+                    </a:prstGeom>
+                    <a:noFill/>
+                    <a:ln>
+                      <a:noFill/>
+                    </a:ln>
+                  </pic:spPr>
+                </pic:pic>
+              </a:graphicData>
+            </a:graphic>
+          </wp:inline>
+        </w:drawing>
       </w:r>
     </w:p>
     <w:p>
@@ -4715,7 +4821,6 @@
       </w:pPr>
       <w:bookmarkStart w:id="3" w:name="_Toc181593032"/>
       <w:r>
-        <w:lastRenderedPageBreak/>
         <w:t>YRBS Demographic Information Explored</w:t>
       </w:r>
       <w:bookmarkEnd w:id="3"/>
@@ -4911,10 +5016,66 @@
         <w:rPr>
           <w:rFonts w:asciiTheme="majorHAnsi" w:hAnsiTheme="majorHAnsi" w:cstheme="majorHAnsi"/>
           <w:b/>
+          <w:noProof/>
           <w:sz w:val="28"/>
           <w:szCs w:val="28"/>
         </w:rPr>
-        <w:lastRenderedPageBreak/>
+        <w:drawing>
+          <wp:inline distT="0" distB="0" distL="0" distR="0" wp14:anchorId="2460C73B" wp14:editId="1DC7B3B2">
+            <wp:extent cx="6390640" cy="3260090"/>
+            <wp:effectExtent l="0" t="0" r="0" b="0"/>
+            <wp:docPr id="1254759116" name="Picture 11"/>
+            <wp:cNvGraphicFramePr>
+              <a:graphicFrameLocks xmlns:a="http://schemas.openxmlformats.org/drawingml/2006/main" noChangeAspect="1"/>
+            </wp:cNvGraphicFramePr>
+            <a:graphic xmlns:a="http://schemas.openxmlformats.org/drawingml/2006/main">
+              <a:graphicData uri="http://schemas.openxmlformats.org/drawingml/2006/picture">
+                <pic:pic xmlns:pic="http://schemas.openxmlformats.org/drawingml/2006/picture">
+                  <pic:nvPicPr>
+                    <pic:cNvPr id="0" name="Picture 11"/>
+                    <pic:cNvPicPr>
+                      <a:picLocks noChangeAspect="1" noChangeArrowheads="1"/>
+                    </pic:cNvPicPr>
+                  </pic:nvPicPr>
+                  <pic:blipFill>
+                    <a:blip r:embed="rId11">
+                      <a:extLst>
+                        <a:ext uri="{28A0092B-C50C-407E-A947-70E740481C1C}">
+                          <a14:useLocalDpi xmlns:a14="http://schemas.microsoft.com/office/drawing/2010/main" val="0"/>
+                        </a:ext>
+                      </a:extLst>
+                    </a:blip>
+                    <a:srcRect/>
+                    <a:stretch>
+                      <a:fillRect/>
+                    </a:stretch>
+                  </pic:blipFill>
+                  <pic:spPr bwMode="auto">
+                    <a:xfrm>
+                      <a:off x="0" y="0"/>
+                      <a:ext cx="6390640" cy="3260090"/>
+                    </a:xfrm>
+                    <a:prstGeom prst="rect">
+                      <a:avLst/>
+                    </a:prstGeom>
+                    <a:noFill/>
+                    <a:ln>
+                      <a:noFill/>
+                    </a:ln>
+                  </pic:spPr>
+                </pic:pic>
+              </a:graphicData>
+            </a:graphic>
+          </wp:inline>
+        </w:drawing>
+      </w:r>
+      <w:r>
+        <w:rPr>
+          <w:rFonts w:asciiTheme="majorHAnsi" w:hAnsiTheme="majorHAnsi" w:cstheme="majorHAnsi"/>
+          <w:b/>
+          <w:sz w:val="28"/>
+          <w:szCs w:val="28"/>
+        </w:rPr>
         <w:br w:type="page"/>
       </w:r>
     </w:p>
@@ -4924,7 +5085,6 @@
       </w:pPr>
       <w:bookmarkStart w:id="4" w:name="_Toc181593033"/>
       <w:r>
-        <w:lastRenderedPageBreak/>
         <w:t>YRBS Data Winnowing &amp; Retrieval</w:t>
       </w:r>
       <w:bookmarkEnd w:id="4"/>
@@ -5258,7 +5418,6 @@
           <w:sz w:val="22"/>
           <w:szCs w:val="22"/>
         </w:rPr>
-        <w:lastRenderedPageBreak/>
         <w:drawing>
           <wp:inline distT="0" distB="0" distL="0" distR="0" wp14:anchorId="38660C9A" wp14:editId="546BB6A8">
             <wp:extent cx="6400800" cy="2647950"/>
@@ -5375,7 +5534,6 @@
           <w:sz w:val="22"/>
           <w:szCs w:val="22"/>
         </w:rPr>
-        <w:lastRenderedPageBreak/>
         <w:drawing>
           <wp:inline distT="0" distB="0" distL="0" distR="0" wp14:anchorId="76EEABBF" wp14:editId="7121FB7E">
             <wp:extent cx="6396355" cy="3938905"/>
@@ -5500,7 +5658,6 @@
       </w:pPr>
       <w:bookmarkStart w:id="5" w:name="_Toc181593034"/>
       <w:r>
-        <w:lastRenderedPageBreak/>
         <w:t>Research Question and/</w:t>
       </w:r>
       <w:r>
@@ -5574,22 +5731,20 @@
           <w:szCs w:val="24"/>
         </w:rPr>
       </w:pPr>
-    </w:p>
-    <w:p>
-      <w:pPr>
+      <w:r>
         <w:rPr>
           <w:rFonts w:asciiTheme="majorHAnsi" w:hAnsiTheme="majorHAnsi" w:cstheme="majorHAnsi"/>
           <w:szCs w:val="24"/>
         </w:rPr>
-      </w:pPr>
-    </w:p>
-    <w:p>
-      <w:pPr>
+        <w:t xml:space="preserve">Q76. </w:t>
+      </w:r>
+      <w:r>
         <w:rPr>
           <w:rFonts w:asciiTheme="majorHAnsi" w:hAnsiTheme="majorHAnsi" w:cstheme="majorHAnsi"/>
           <w:szCs w:val="24"/>
         </w:rPr>
-      </w:pPr>
+        <w:t>During the past 7 days, on how many days were you physically active for a total of at least 60 minutes per day? (Add up all the time you spent in any kind of physical activity that increased your heart rate and made you breathe hard some of the time.)</w:t>
+      </w:r>
     </w:p>
     <w:p>
       <w:pPr>
@@ -5603,6 +5758,22 @@
       <w:pPr>
         <w:rPr>
           <w:rFonts w:asciiTheme="majorHAnsi" w:hAnsiTheme="majorHAnsi" w:cstheme="majorHAnsi"/>
+          <w:szCs w:val="24"/>
+        </w:rPr>
+      </w:pPr>
+    </w:p>
+    <w:p>
+      <w:pPr>
+        <w:rPr>
+          <w:rFonts w:asciiTheme="majorHAnsi" w:hAnsiTheme="majorHAnsi" w:cstheme="majorHAnsi"/>
+          <w:szCs w:val="24"/>
+        </w:rPr>
+      </w:pPr>
+    </w:p>
+    <w:p>
+      <w:pPr>
+        <w:rPr>
+          <w:rFonts w:asciiTheme="majorHAnsi" w:hAnsiTheme="majorHAnsi" w:cstheme="majorHAnsi"/>
           <w:sz w:val="22"/>
           <w:szCs w:val="22"/>
         </w:rPr>
@@ -5657,7 +5828,6 @@
       </w:pPr>
       <w:bookmarkStart w:id="6" w:name="_Toc181593035"/>
       <w:r>
-        <w:lastRenderedPageBreak/>
         <w:t>Bibliography</w:t>
       </w:r>
       <w:bookmarkEnd w:id="6"/>
@@ -5879,6 +6049,117 @@
         </w:rPr>
         <w:t>‌</w:t>
       </w:r>
+      <w:r>
+        <w:rPr>
+          <w:rFonts w:asciiTheme="majorHAnsi" w:hAnsiTheme="majorHAnsi" w:cstheme="majorHAnsi"/>
+          <w:i/>
+          <w:iCs/>
+          <w:sz w:val="22"/>
+          <w:szCs w:val="22"/>
+        </w:rPr>
+        <w:t>Graphic User Interface FAQ</w:t>
+      </w:r>
+      <w:r>
+        <w:rPr>
+          <w:rFonts w:asciiTheme="majorHAnsi" w:hAnsiTheme="majorHAnsi" w:cstheme="majorHAnsi"/>
+          <w:sz w:val="22"/>
+          <w:szCs w:val="22"/>
+        </w:rPr>
+        <w:t>. (2026). Python Documentation. https://docs.python.org/3/faq/gui.html#graphic-user-interface-faq</w:t>
+      </w:r>
+    </w:p>
+    <w:p>
+      <w:pPr>
+        <w:rPr>
+          <w:rFonts w:asciiTheme="majorHAnsi" w:hAnsiTheme="majorHAnsi" w:cstheme="majorHAnsi"/>
+          <w:sz w:val="22"/>
+          <w:szCs w:val="22"/>
+        </w:rPr>
+      </w:pPr>
+      <w:r>
+        <w:rPr>
+          <w:rFonts w:asciiTheme="majorHAnsi" w:hAnsiTheme="majorHAnsi" w:cstheme="majorHAnsi"/>
+          <w:sz w:val="22"/>
+          <w:szCs w:val="22"/>
+        </w:rPr>
+        <w:t>‌</w:t>
+      </w:r>
+      <w:r>
+        <w:rPr>
+          <w:rFonts w:asciiTheme="majorHAnsi" w:hAnsiTheme="majorHAnsi" w:cstheme="majorHAnsi"/>
+          <w:sz w:val="22"/>
+          <w:szCs w:val="22"/>
+        </w:rPr>
+        <w:t>W3Schools. (2019). </w:t>
+      </w:r>
+      <w:r>
+        <w:rPr>
+          <w:rFonts w:asciiTheme="majorHAnsi" w:hAnsiTheme="majorHAnsi" w:cstheme="majorHAnsi"/>
+          <w:i/>
+          <w:iCs/>
+          <w:sz w:val="22"/>
+          <w:szCs w:val="22"/>
+        </w:rPr>
+        <w:t>Python Tutorial</w:t>
+      </w:r>
+      <w:r>
+        <w:rPr>
+          <w:rFonts w:asciiTheme="majorHAnsi" w:hAnsiTheme="majorHAnsi" w:cstheme="majorHAnsi"/>
+          <w:sz w:val="22"/>
+          <w:szCs w:val="22"/>
+        </w:rPr>
+        <w:t>. W3schools.com. https://www.w3schools.com/python/default.asp</w:t>
+      </w:r>
+    </w:p>
+    <w:p>
+      <w:r>
+        <w:rPr>
+          <w:rFonts w:asciiTheme="majorHAnsi" w:hAnsiTheme="majorHAnsi" w:cstheme="majorBidi"/>
+          <w:sz w:val="22"/>
+          <w:szCs w:val="22"/>
+        </w:rPr>
+        <w:t>‌</w:t>
+      </w:r>
+      <w:r>
+        <w:rPr>
+          <w:rFonts w:ascii="Times New Roman" w:hAnsi="Times New Roman"/>
+          <w:color w:val="000000"/>
+          <w:sz w:val="22"/>
+          <w:szCs w:val="22"/>
+        </w:rPr>
+        <w:t xml:space="preserve"> </w:t>
+      </w:r>
+    </w:p>
+    <w:p>
+      <w:r>
+        <w:rPr>
+          <w:rFonts w:ascii="Times New Roman" w:hAnsi="Times New Roman"/>
+          <w:color w:val="000000"/>
+          <w:sz w:val="22"/>
+          <w:szCs w:val="22"/>
+        </w:rPr>
+        <w:t>“Canva.” Canva, 2026, www.canva.com/design/DAHHlae7zIw/gQUsl3PFw8bdvyHXj4nrzQ/edit. Accessed 24 Apr. 2026.</w:t>
+      </w:r>
+    </w:p>
+    <w:p>
+      <w:pPr>
+        <w:rPr>
+          <w:rFonts w:asciiTheme="majorHAnsi" w:hAnsiTheme="majorHAnsi" w:cstheme="majorHAnsi"/>
+          <w:b/>
+          <w:bCs/>
+          <w:sz w:val="22"/>
+          <w:szCs w:val="22"/>
+        </w:rPr>
+      </w:pPr>
+    </w:p>
+    <w:p>
+      <w:pPr>
+        <w:rPr>
+          <w:rFonts w:asciiTheme="majorHAnsi" w:hAnsiTheme="majorHAnsi" w:cstheme="majorHAnsi"/>
+          <w:sz w:val="22"/>
+          <w:szCs w:val="22"/>
+        </w:rPr>
+      </w:pPr>
     </w:p>
     <w:p>
       <w:pPr>
@@ -7398,6 +7679,7 @@
   <w:style w:type="character" w:default="1" w:styleId="DefaultParagraphFont">
     <w:name w:val="Default Paragraph Font"/>
     <w:uiPriority w:val="1"/>
+    <w:semiHidden/>
     <w:unhideWhenUsed/>
   </w:style>
   <w:style w:type="table" w:default="1" w:styleId="TableNormal">
@@ -7905,6 +8187,18 @@
       <w:shd w:val="clear" w:color="auto" w:fill="E1DFDD"/>
     </w:rPr>
   </w:style>
+  <w:style w:type="paragraph" w:styleId="NormalWeb">
+    <w:name w:val="Normal (Web)"/>
+    <w:basedOn w:val="Normal"/>
+    <w:uiPriority w:val="99"/>
+    <w:semiHidden/>
+    <w:unhideWhenUsed/>
+    <w:rsid w:val="00DF663B"/>
+    <w:rPr>
+      <w:rFonts w:ascii="Times New Roman" w:hAnsi="Times New Roman"/>
+      <w:szCs w:val="24"/>
+    </w:rPr>
+  </w:style>
 </w:styles>
 </file>
 

--- a/B104_Team_XX_ProjectDoc.docx
+++ b/B104_Team_XX_ProjectDoc.docx
@@ -1329,7 +1329,7 @@
                 <w:sz w:val="22"/>
                 <w:szCs w:val="22"/>
               </w:rPr>
-              <w:t>Sanchez_Luis16@icloud.com</w:t>
+              <w:t>Ls152@email.uscb.edu</w:t>
             </w:r>
             <w:r>
               <w:rPr>
@@ -4461,8 +4461,15 @@
         <w:rPr>
           <w:rFonts w:asciiTheme="majorHAnsi" w:hAnsiTheme="majorHAnsi" w:cstheme="majorBidi"/>
         </w:rPr>
-        <w:t>M</w:t>
-      </w:r>
+        <w:t>Snapchat</w:t>
+      </w:r>
+    </w:p>
+    <w:p>
+      <w:pPr>
+        <w:rPr>
+          <w:rFonts w:asciiTheme="majorHAnsi" w:hAnsiTheme="majorHAnsi" w:cstheme="majorBidi"/>
+        </w:rPr>
+      </w:pPr>
     </w:p>
     <w:p>
       <w:pPr>
@@ -6008,64 +6015,86 @@
     </w:p>
     <w:p>
       <w:pPr>
-        <w:rPr>
-          <w:rFonts w:asciiTheme="majorHAnsi" w:hAnsiTheme="majorHAnsi" w:cstheme="majorHAnsi"/>
-          <w:sz w:val="22"/>
-          <w:szCs w:val="22"/>
-        </w:rPr>
-      </w:pPr>
-      <w:r>
-        <w:rPr>
-          <w:rFonts w:asciiTheme="majorHAnsi" w:hAnsiTheme="majorHAnsi" w:cstheme="majorHAnsi"/>
+        <w:shd w:val="clear" w:color="auto" w:fill="181818"/>
+        <w:spacing w:before="120" w:after="120" w:line="315" w:lineRule="auto"/>
+      </w:pPr>
+      <w:r>
+        <w:rPr>
+          <w:rFonts w:ascii="-apple-system" w:eastAsia="-apple-system" w:hAnsi="-apple-system" w:cs="-apple-system"/>
+          <w:color w:val="FFFFFF" w:themeColor="background1"/>
+          <w:sz w:val="19"/>
+          <w:szCs w:val="19"/>
+        </w:rPr>
+        <w:t xml:space="preserve">“YouTube Video.” </w:t>
+      </w:r>
+      <w:r>
+        <w:rPr>
+          <w:rFonts w:ascii="-apple-system" w:eastAsia="-apple-system" w:hAnsi="-apple-system" w:cs="-apple-system"/>
           <w:i/>
           <w:iCs/>
-          <w:sz w:val="22"/>
-          <w:szCs w:val="22"/>
-        </w:rPr>
-        <w:t>Example gallery — seaborn 0.11.2 documentation</w:t>
-      </w:r>
-      <w:r>
-        <w:rPr>
-          <w:rFonts w:asciiTheme="majorHAnsi" w:hAnsiTheme="majorHAnsi" w:cstheme="majorHAnsi"/>
-          <w:sz w:val="22"/>
-          <w:szCs w:val="22"/>
-        </w:rPr>
-        <w:t>. (n.d.). Seaborn.pydata.org. https://seaborn.pydata.org/examples/index.html</w:t>
-      </w:r>
-    </w:p>
-    <w:p>
-      <w:pPr>
-        <w:rPr>
-          <w:rFonts w:asciiTheme="majorHAnsi" w:hAnsiTheme="majorHAnsi" w:cstheme="majorHAnsi"/>
-          <w:sz w:val="22"/>
-          <w:szCs w:val="22"/>
-        </w:rPr>
-      </w:pPr>
-      <w:r>
-        <w:rPr>
-          <w:rFonts w:asciiTheme="majorHAnsi" w:hAnsiTheme="majorHAnsi" w:cstheme="majorHAnsi"/>
-          <w:sz w:val="22"/>
-          <w:szCs w:val="22"/>
-        </w:rPr>
-        <w:t>‌</w:t>
-      </w:r>
-      <w:r>
-        <w:rPr>
-          <w:rFonts w:asciiTheme="majorHAnsi" w:hAnsiTheme="majorHAnsi" w:cstheme="majorHAnsi"/>
+          <w:color w:val="FFFFFF" w:themeColor="background1"/>
+          <w:sz w:val="19"/>
+          <w:szCs w:val="19"/>
+        </w:rPr>
+        <w:t>YouTube</w:t>
+      </w:r>
+      <w:r>
+        <w:rPr>
+          <w:rFonts w:ascii="-apple-system" w:eastAsia="-apple-system" w:hAnsi="-apple-system" w:cs="-apple-system"/>
+          <w:color w:val="FFFFFF" w:themeColor="background1"/>
+          <w:sz w:val="19"/>
+          <w:szCs w:val="19"/>
+        </w:rPr>
+        <w:t xml:space="preserve">, </w:t>
+      </w:r>
+      <w:hyperlink r:id="rId20">
+        <w:r>
+          <w:rPr>
+            <w:rStyle w:val="Hyperlink"/>
+            <w:rFonts w:ascii="-apple-system" w:eastAsia="-apple-system" w:hAnsi="-apple-system" w:cs="-apple-system"/>
+            <w:color w:val="83C3FF"/>
+            <w:sz w:val="19"/>
+            <w:szCs w:val="19"/>
+          </w:rPr>
+          <w:t>https://www.youtube.com/watch?v=gpQDZ5CNY5w</w:t>
+        </w:r>
+      </w:hyperlink>
+      <w:r>
+        <w:rPr>
+          <w:rFonts w:ascii="-apple-system" w:eastAsia="-apple-system" w:hAnsi="-apple-system" w:cs="-apple-system"/>
+          <w:color w:val="FFFFFF" w:themeColor="background1"/>
+          <w:sz w:val="19"/>
+          <w:szCs w:val="19"/>
+        </w:rPr>
+        <w:t>. Accessed 25 Apr. 2026.</w:t>
+      </w:r>
+    </w:p>
+    <w:p/>
+    <w:p>
+      <w:pPr>
+        <w:rPr>
+          <w:rFonts w:asciiTheme="majorHAnsi" w:hAnsiTheme="majorHAnsi" w:cstheme="majorBidi"/>
+          <w:sz w:val="22"/>
+          <w:szCs w:val="22"/>
+        </w:rPr>
+      </w:pPr>
+      <w:r>
+        <w:rPr>
+          <w:rFonts w:asciiTheme="majorHAnsi" w:hAnsiTheme="majorHAnsi" w:cstheme="majorBidi"/>
           <w:i/>
           <w:iCs/>
           <w:sz w:val="22"/>
           <w:szCs w:val="22"/>
         </w:rPr>
-        <w:t>Graphic User Interface FAQ</w:t>
-      </w:r>
-      <w:r>
-        <w:rPr>
-          <w:rFonts w:asciiTheme="majorHAnsi" w:hAnsiTheme="majorHAnsi" w:cstheme="majorHAnsi"/>
-          <w:sz w:val="22"/>
-          <w:szCs w:val="22"/>
-        </w:rPr>
-        <w:t>. (2026). Python Documentation. https://docs.python.org/3/faq/gui.html#graphic-user-interface-faq</w:t>
+        <w:t>Example gallery — seaborn 0.11.2 documentation</w:t>
+      </w:r>
+      <w:r>
+        <w:rPr>
+          <w:rFonts w:asciiTheme="majorHAnsi" w:hAnsiTheme="majorHAnsi" w:cstheme="majorBidi"/>
+          <w:sz w:val="22"/>
+          <w:szCs w:val="22"/>
+        </w:rPr>
+        <w:t>. (n.d.). Seaborn.pydata.org. https://seaborn.pydata.org/examples/index.html</w:t>
       </w:r>
     </w:p>
     <w:p>
@@ -6083,14 +6112,6 @@
           <w:szCs w:val="22"/>
         </w:rPr>
         <w:t>‌</w:t>
-      </w:r>
-      <w:r>
-        <w:rPr>
-          <w:rFonts w:asciiTheme="majorHAnsi" w:hAnsiTheme="majorHAnsi" w:cstheme="majorHAnsi"/>
-          <w:sz w:val="22"/>
-          <w:szCs w:val="22"/>
-        </w:rPr>
-        <w:t>W3Schools. (2019). </w:t>
       </w:r>
       <w:r>
         <w:rPr>
@@ -6100,6 +6121,49 @@
           <w:sz w:val="22"/>
           <w:szCs w:val="22"/>
         </w:rPr>
+        <w:t>Graphic User Interface FAQ</w:t>
+      </w:r>
+      <w:r>
+        <w:rPr>
+          <w:rFonts w:asciiTheme="majorHAnsi" w:hAnsiTheme="majorHAnsi" w:cstheme="majorHAnsi"/>
+          <w:sz w:val="22"/>
+          <w:szCs w:val="22"/>
+        </w:rPr>
+        <w:t>. (2026). Python Documentation. https://docs.python.org/3/faq/gui.html#graphic-user-interface-faq</w:t>
+      </w:r>
+    </w:p>
+    <w:p>
+      <w:pPr>
+        <w:rPr>
+          <w:rFonts w:asciiTheme="majorHAnsi" w:hAnsiTheme="majorHAnsi" w:cstheme="majorHAnsi"/>
+          <w:sz w:val="22"/>
+          <w:szCs w:val="22"/>
+        </w:rPr>
+      </w:pPr>
+      <w:r>
+        <w:rPr>
+          <w:rFonts w:asciiTheme="majorHAnsi" w:hAnsiTheme="majorHAnsi" w:cstheme="majorHAnsi"/>
+          <w:sz w:val="22"/>
+          <w:szCs w:val="22"/>
+        </w:rPr>
+        <w:t>‌</w:t>
+      </w:r>
+      <w:r>
+        <w:rPr>
+          <w:rFonts w:asciiTheme="majorHAnsi" w:hAnsiTheme="majorHAnsi" w:cstheme="majorHAnsi"/>
+          <w:sz w:val="22"/>
+          <w:szCs w:val="22"/>
+        </w:rPr>
+        <w:t>W3Schools. (2019). </w:t>
+      </w:r>
+      <w:r>
+        <w:rPr>
+          <w:rFonts w:asciiTheme="majorHAnsi" w:hAnsiTheme="majorHAnsi" w:cstheme="majorHAnsi"/>
+          <w:i/>
+          <w:iCs/>
+          <w:sz w:val="22"/>
+          <w:szCs w:val="22"/>
+        </w:rPr>
         <w:t>Python Tutorial</w:t>
       </w:r>
       <w:r>
@@ -6144,7 +6208,7 @@
     <w:p>
       <w:pPr>
         <w:rPr>
-          <w:rFonts w:asciiTheme="majorHAnsi" w:hAnsiTheme="majorHAnsi" w:cstheme="majorHAnsi"/>
+          <w:rFonts w:asciiTheme="majorHAnsi" w:hAnsiTheme="majorHAnsi" w:cstheme="majorBidi"/>
           <w:b/>
           <w:bCs/>
           <w:sz w:val="22"/>
@@ -6155,53 +6219,64 @@
     <w:p>
       <w:pPr>
         <w:rPr>
-          <w:rFonts w:asciiTheme="majorHAnsi" w:hAnsiTheme="majorHAnsi" w:cstheme="majorHAnsi"/>
-          <w:sz w:val="22"/>
-          <w:szCs w:val="22"/>
-        </w:rPr>
-      </w:pPr>
-    </w:p>
-    <w:p>
-      <w:pPr>
-        <w:rPr>
-          <w:rFonts w:asciiTheme="majorHAnsi" w:hAnsiTheme="majorHAnsi" w:cstheme="majorHAnsi"/>
-          <w:sz w:val="22"/>
-          <w:szCs w:val="22"/>
-        </w:rPr>
-      </w:pPr>
-    </w:p>
-    <w:p>
-      <w:pPr>
-        <w:rPr>
-          <w:rFonts w:asciiTheme="majorHAnsi" w:hAnsiTheme="majorHAnsi" w:cstheme="majorHAnsi"/>
-          <w:sz w:val="22"/>
-          <w:szCs w:val="22"/>
-        </w:rPr>
-      </w:pPr>
-    </w:p>
-    <w:p>
-      <w:pPr>
-        <w:rPr>
-          <w:rFonts w:asciiTheme="majorHAnsi" w:hAnsiTheme="majorHAnsi" w:cstheme="majorHAnsi"/>
-          <w:sz w:val="22"/>
-          <w:szCs w:val="22"/>
-        </w:rPr>
-      </w:pPr>
-    </w:p>
-    <w:p>
-      <w:pPr>
-        <w:rPr>
-          <w:rFonts w:asciiTheme="majorHAnsi" w:hAnsiTheme="majorHAnsi" w:cstheme="majorHAnsi"/>
-          <w:sz w:val="22"/>
-          <w:szCs w:val="22"/>
-        </w:rPr>
-      </w:pPr>
-    </w:p>
-    <w:p>
-      <w:pPr>
-        <w:rPr>
-          <w:rFonts w:asciiTheme="majorHAnsi" w:hAnsiTheme="majorHAnsi" w:cstheme="majorHAnsi"/>
+          <w:rFonts w:asciiTheme="majorHAnsi" w:hAnsiTheme="majorHAnsi" w:cstheme="majorBidi"/>
           <w:b/>
+          <w:bCs/>
+          <w:sz w:val="22"/>
+          <w:szCs w:val="22"/>
+        </w:rPr>
+      </w:pPr>
+    </w:p>
+    <w:p>
+      <w:pPr>
+        <w:rPr>
+          <w:rFonts w:asciiTheme="majorHAnsi" w:hAnsiTheme="majorHAnsi" w:cstheme="majorHAnsi"/>
+          <w:sz w:val="22"/>
+          <w:szCs w:val="22"/>
+        </w:rPr>
+      </w:pPr>
+    </w:p>
+    <w:p>
+      <w:pPr>
+        <w:rPr>
+          <w:rFonts w:asciiTheme="majorHAnsi" w:hAnsiTheme="majorHAnsi" w:cstheme="majorHAnsi"/>
+          <w:sz w:val="22"/>
+          <w:szCs w:val="22"/>
+        </w:rPr>
+      </w:pPr>
+    </w:p>
+    <w:p>
+      <w:pPr>
+        <w:rPr>
+          <w:rFonts w:asciiTheme="majorHAnsi" w:hAnsiTheme="majorHAnsi" w:cstheme="majorHAnsi"/>
+          <w:sz w:val="22"/>
+          <w:szCs w:val="22"/>
+        </w:rPr>
+      </w:pPr>
+    </w:p>
+    <w:p>
+      <w:pPr>
+        <w:rPr>
+          <w:rFonts w:asciiTheme="majorHAnsi" w:hAnsiTheme="majorHAnsi" w:cstheme="majorHAnsi"/>
+          <w:sz w:val="22"/>
+          <w:szCs w:val="22"/>
+        </w:rPr>
+      </w:pPr>
+    </w:p>
+    <w:p>
+      <w:pPr>
+        <w:rPr>
+          <w:rFonts w:asciiTheme="majorHAnsi" w:hAnsiTheme="majorHAnsi" w:cstheme="majorHAnsi"/>
+          <w:sz w:val="22"/>
+          <w:szCs w:val="22"/>
+        </w:rPr>
+      </w:pPr>
+    </w:p>
+    <w:p>
+      <w:pPr>
+        <w:rPr>
+          <w:rFonts w:asciiTheme="majorHAnsi" w:hAnsiTheme="majorHAnsi" w:cstheme="majorHAnsi"/>
+          <w:b/>
           <w:sz w:val="22"/>
           <w:szCs w:val="22"/>
         </w:rPr>
@@ -6287,8 +6362,8 @@
       </w:pPr>
     </w:p>
     <w:sectPr>
-      <w:headerReference w:type="default" r:id="rId20"/>
-      <w:footerReference w:type="default" r:id="rId21"/>
+      <w:headerReference w:type="default" r:id="rId21"/>
+      <w:footerReference w:type="default" r:id="rId22"/>
       <w:pgSz w:w="12240" w:h="15840"/>
       <w:pgMar w:top="1008" w:right="1080" w:bottom="1008" w:left="1080" w:header="720" w:footer="720" w:gutter="0"/>
       <w:pgNumType w:start="1"/>
